--- a/output/10月31日王德峰老师活动_合作事项确认函.docx
+++ b/output/10月31日王德峰老师活动_合作事项确认函.docx
@@ -4,20 +4,22 @@
   <w:body>
     <w:p>
       <w:pPr>
-        <w:spacing w:before="0" w:after="120" w:line="324" w:lineRule="auto"/>
+        <w:spacing w:before="0" w:after="60" w:line="240" w:lineRule="auto"/>
+        <w:jc w:val="center"/>
       </w:pPr>
       <w:r>
         <w:rPr>
           <w:rFonts w:ascii="微软雅黑" w:hAnsi="微软雅黑" w:eastAsia="微软雅黑"/>
-          <w:b w:val="0"/>
-          <w:color w:val="333333"/>
-          <w:sz w:val="12"/>
+          <w:b/>
+          <w:color w:val="1A3A5C"/>
+          <w:sz w:val="30"/>
         </w:rPr>
+        <w:t>10 月 31 日王德峰老师活动｜合作事项确认函</w:t>
       </w:r>
     </w:p>
     <w:p>
       <w:pPr>
-        <w:spacing w:before="0" w:after="80" w:line="324" w:lineRule="auto"/>
+        <w:spacing w:before="0" w:after="120" w:line="252" w:lineRule="auto"/>
         <w:jc w:val="center"/>
       </w:pPr>
       <w:r>
@@ -25,194 +27,81 @@
           <w:rFonts w:ascii="微软雅黑" w:hAnsi="微软雅黑" w:eastAsia="微软雅黑"/>
           <w:b/>
           <w:color w:val="8B6914"/>
-          <w:sz w:val="28"/>
+          <w:sz w:val="18"/>
         </w:rPr>
-        <w:t>10 月 31 日王德峰老师活动</w:t>
+        <w:t>票价、分成、社群权限请一并确认，不单边调整其中一项。分成若下调，须对等让利；官方活动群由我方任群主。</w:t>
       </w:r>
     </w:p>
     <w:p>
       <w:pPr>
-        <w:spacing w:before="0" w:after="160" w:line="324" w:lineRule="auto"/>
-        <w:jc w:val="center"/>
+        <w:spacing w:before="0" w:after="80" w:line="264" w:lineRule="auto"/>
+      </w:pPr>
+      <w:r>
+        <w:rPr>
+          <w:rFonts w:ascii="微软雅黑" w:hAnsi="微软雅黑" w:eastAsia="微软雅黑"/>
+          <w:b w:val="0"/>
+          <w:color w:val="333333"/>
+          <w:sz w:val="18"/>
+        </w:rPr>
+        <w:t>感谢贵方持续沟通。现就 8 月 14 日讨论事项书面确认我方意见，请一并回复后，双方再进入场地、票务与开售准备。</w:t>
+      </w:r>
+    </w:p>
+    <w:p>
+      <w:pPr>
+        <w:spacing w:before="40" w:after="60" w:line="240" w:lineRule="auto"/>
       </w:pPr>
       <w:r>
         <w:rPr>
           <w:rFonts w:ascii="微软雅黑" w:hAnsi="微软雅黑" w:eastAsia="微软雅黑"/>
           <w:b/>
           <w:color w:val="1A3A5C"/>
-          <w:sz w:val="44"/>
+          <w:sz w:val="22"/>
         </w:rPr>
-        <w:t>合作事项确认函</w:t>
+        <w:t>一、票价：标准票维持 499 元</w:t>
       </w:r>
     </w:p>
     <w:p>
       <w:pPr>
-        <w:spacing w:before="0" w:after="240" w:line="324" w:lineRule="auto"/>
-        <w:jc w:val="center"/>
-      </w:pPr>
-      <w:r>
-        <w:rPr>
-          <w:rFonts w:ascii="微软雅黑" w:hAnsi="微软雅黑" w:eastAsia="微软雅黑"/>
-          <w:b w:val="0"/>
-          <w:color w:val="666666"/>
-          <w:sz w:val="22"/>
-        </w:rPr>
-        <w:t>致：合作方　　日期：2026 年 8 月 19 日</w:t>
-      </w:r>
-    </w:p>
-    <w:p>
-      <w:pPr>
-        <w:spacing w:before="0" w:after="160" w:line="324" w:lineRule="auto"/>
-        <w:ind w:firstLine="420"/>
+        <w:spacing w:before="0" w:after="60" w:line="259" w:lineRule="auto"/>
       </w:pPr>
       <w:r>
         <w:rPr>
           <w:rFonts w:ascii="微软雅黑" w:hAnsi="微软雅黑" w:eastAsia="微软雅黑"/>
           <w:b w:val="0"/>
           <w:color w:val="333333"/>
-          <w:sz w:val="22"/>
+          <w:sz w:val="17"/>
         </w:rPr>
-        <w:t>感谢贵方就 10 月 31 日活动持续沟通。现就票价、分成、官方社群及视觉物料四项，书面确认我方意见。请贵方对下列事项一并回复后，双方再进入场地、票务与开售准备。</w:t>
-      </w:r>
-    </w:p>
-    <w:tbl>
-      <w:tblPr>
-        <w:tblW w:type="dxa" w:w="9298"/>
-        <w:jc w:val="center"/>
-        <w:tblLayout w:type="fixed"/>
-        <w:tblLook w:firstColumn="1" w:firstRow="1" w:lastColumn="0" w:lastRow="0" w:noHBand="0" w:noVBand="1" w:val="04A0"/>
-      </w:tblPr>
-      <w:tblGrid>
-        <w:gridCol w:w="9298"/>
-      </w:tblGrid>
-      <w:tr>
-        <w:tc>
-          <w:tcPr>
-            <w:tcW w:type="dxa" w:w="9298"/>
-            <w:shd w:val="clear" w:color="auto" w:fill="F7F3EA"/>
-            <w:tcBorders>
-              <w:top w:val="single" w:sz="12" w:color="8B6914" w:space="0"/>
-              <w:left w:val="single" w:sz="24" w:color="8B6914" w:space="0"/>
-              <w:bottom w:val="single" w:sz="12" w:color="8B6914" w:space="0"/>
-              <w:right w:val="single" w:sz="12" w:color="8B6914" w:space="0"/>
-            </w:tcBorders>
-            <w:vAlign w:val="center"/>
-          </w:tcPr>
-          <w:p>
-            <w:pPr>
-              <w:spacing w:before="160" w:after="40"/>
-            </w:pPr>
-            <w:r/>
-            <w:r>
-              <w:rPr>
-                <w:rFonts w:ascii="微软雅黑" w:hAnsi="微软雅黑" w:eastAsia="微软雅黑"/>
-                <w:b/>
-                <w:color w:val="8B6914"/>
-                <w:sz w:val="22"/>
-              </w:rPr>
-              <w:t>确认原则</w:t>
-            </w:r>
-          </w:p>
-          <w:p>
-            <w:pPr>
-              <w:spacing w:before="0" w:after="160" w:line="312" w:lineRule="auto"/>
-            </w:pPr>
-            <w:r>
-              <w:rPr>
-                <w:rFonts w:ascii="微软雅黑" w:hAnsi="微软雅黑" w:eastAsia="微软雅黑"/>
-                <w:b w:val="0"/>
-                <w:color w:val="333333"/>
-                <w:sz w:val="22"/>
-              </w:rPr>
-              <w:t>双方继续按联合运营推进。票价、分成、社群权限应一并确认，不单边调整其中一项。分成若下调，须对等让利；官方活动群由我方任群主。</w:t>
-            </w:r>
-          </w:p>
-        </w:tc>
-      </w:tr>
-    </w:tbl>
-    <w:p>
-      <w:pPr>
-        <w:spacing w:before="0" w:after="120" w:line="324" w:lineRule="auto"/>
-      </w:pPr>
-      <w:r>
-        <w:rPr>
-          <w:rFonts w:ascii="微软雅黑" w:hAnsi="微软雅黑" w:eastAsia="微软雅黑"/>
-          <w:b w:val="0"/>
-          <w:color w:val="333333"/>
-          <w:sz w:val="12"/>
-        </w:rPr>
-      </w:r>
-    </w:p>
-    <w:p>
-      <w:pPr>
-        <w:spacing w:before="320" w:after="160" w:line="324" w:lineRule="auto"/>
-      </w:pPr>
-      <w:r>
-        <w:rPr>
-          <w:rFonts w:ascii="微软雅黑" w:hAnsi="微软雅黑" w:eastAsia="微软雅黑"/>
-          <w:b/>
-          <w:color w:val="1A3A5C"/>
-          <w:sz w:val="32"/>
-        </w:rPr>
-        <w:t>一、票价</w:t>
-      </w:r>
-    </w:p>
-    <w:p>
-      <w:pPr>
-        <w:spacing w:before="0" w:after="160" w:line="324" w:lineRule="auto"/>
-        <w:ind w:firstLine="420"/>
-      </w:pPr>
-      <w:r>
-        <w:rPr>
-          <w:rFonts w:ascii="微软雅黑" w:hAnsi="微软雅黑" w:eastAsia="微软雅黑"/>
-          <w:b w:val="0"/>
-          <w:color w:val="333333"/>
-          <w:sz w:val="22"/>
-        </w:rPr>
-        <w:t>感谢贵方提出将对外价格调整为 599 / 999 元。我方理解这是希望体现老师价值。若本次为约 2.5–3 小时公开讲座，对外传播的主力价格仍维持 499 元，不改为 599 元标准票。</w:t>
-      </w:r>
-    </w:p>
-    <w:p>
-      <w:pPr>
-        <w:spacing w:before="0" w:after="160" w:line="324" w:lineRule="auto"/>
-        <w:ind w:firstLine="420"/>
-      </w:pPr>
-      <w:r>
-        <w:rPr>
-          <w:rFonts w:ascii="微软雅黑" w:hAnsi="微软雅黑" w:eastAsia="微软雅黑"/>
-          <w:b w:val="0"/>
-          <w:color w:val="333333"/>
-          <w:sz w:val="22"/>
-        </w:rPr>
-        <w:t>599 元可作为优选 / 前区票；999 元保留为 VIP 票，并配套前排、专属问答、签名或合影等可见权益。299 元引流票、399 元早鸟票建议保留，以形成开售节奏。不建议取消低价票档后只保留 599 / 999。</w:t>
+        <w:t>2.5–3 小时公开讲座，对外主价格维持 499 元，不改为 599 元主力。599 元可作为优选 / 前区票；999 元保留为 VIP，须配套前排、问答、签名或合影。299、399 票档保留。</w:t>
       </w:r>
     </w:p>
     <w:tbl>
       <w:tblPr>
         <w:tblStyle w:val="TableGrid"/>
-        <w:tblW w:type="dxa" w:w="9298"/>
-        <w:jc w:val="center"/>
+        <w:tblW w:type="dxa" w:w="10489"/>
         <w:tblLayout w:type="fixed"/>
         <w:tblLook w:firstColumn="1" w:firstRow="1" w:lastColumn="0" w:lastRow="0" w:noHBand="0" w:noVBand="1" w:val="04A0"/>
       </w:tblPr>
       <w:tblGrid>
-        <w:gridCol w:w="3099"/>
-        <w:gridCol w:w="3099"/>
-        <w:gridCol w:w="3099"/>
+        <w:gridCol w:w="3496"/>
+        <w:gridCol w:w="3496"/>
+        <w:gridCol w:w="3496"/>
       </w:tblGrid>
       <w:tr>
-        <w:trPr>
-          <w:cantSplit/>
-        </w:trPr>
         <w:tc>
           <w:tcPr>
-            <w:tcW w:type="dxa" w:w="2608"/>
+            <w:tcW w:type="dxa" w:w="2494"/>
             <w:shd w:val="clear" w:color="auto" w:fill="1A3A5C"/>
+            <w:tcMar>
+              <w:top w:w="28" w:type="dxa"/>
+              <w:left w:w="50" w:type="dxa"/>
+              <w:bottom w:w="28" w:type="dxa"/>
+              <w:right w:w="50" w:type="dxa"/>
+            </w:tcMar>
             <w:vAlign w:val="center"/>
           </w:tcPr>
           <w:p>
             <w:pPr>
-              <w:spacing w:before="80" w:after="80" w:line="276" w:lineRule="auto"/>
+              <w:spacing w:before="0" w:after="0" w:line="259" w:lineRule="auto"/>
               <w:jc w:val="center"/>
             </w:pPr>
             <w:r/>
@@ -221,7 +110,7 @@
                 <w:rFonts w:ascii="微软雅黑" w:hAnsi="微软雅黑" w:eastAsia="微软雅黑"/>
                 <w:b/>
                 <w:color w:val="FFFFFF"/>
-                <w:sz w:val="20"/>
+                <w:sz w:val="16"/>
               </w:rPr>
               <w:t>票档</w:t>
             </w:r>
@@ -229,13 +118,19 @@
         </w:tc>
         <w:tc>
           <w:tcPr>
-            <w:tcW w:type="dxa" w:w="2721"/>
+            <w:tcW w:type="dxa" w:w="2494"/>
             <w:shd w:val="clear" w:color="auto" w:fill="1A3A5C"/>
+            <w:tcMar>
+              <w:top w:w="28" w:type="dxa"/>
+              <w:left w:w="50" w:type="dxa"/>
+              <w:bottom w:w="28" w:type="dxa"/>
+              <w:right w:w="50" w:type="dxa"/>
+            </w:tcMar>
             <w:vAlign w:val="center"/>
           </w:tcPr>
           <w:p>
             <w:pPr>
-              <w:spacing w:before="80" w:after="80" w:line="276" w:lineRule="auto"/>
+              <w:spacing w:before="0" w:after="0" w:line="259" w:lineRule="auto"/>
               <w:jc w:val="center"/>
             </w:pPr>
             <w:r/>
@@ -244,7 +139,7 @@
                 <w:rFonts w:ascii="微软雅黑" w:hAnsi="微软雅黑" w:eastAsia="微软雅黑"/>
                 <w:b/>
                 <w:color w:val="FFFFFF"/>
-                <w:sz w:val="20"/>
+                <w:sz w:val="16"/>
               </w:rPr>
               <w:t>我方确认</w:t>
             </w:r>
@@ -252,13 +147,19 @@
         </w:tc>
         <w:tc>
           <w:tcPr>
-            <w:tcW w:type="dxa" w:w="3969"/>
+            <w:tcW w:type="dxa" w:w="5499"/>
             <w:shd w:val="clear" w:color="auto" w:fill="1A3A5C"/>
+            <w:tcMar>
+              <w:top w:w="28" w:type="dxa"/>
+              <w:left w:w="50" w:type="dxa"/>
+              <w:bottom w:w="28" w:type="dxa"/>
+              <w:right w:w="50" w:type="dxa"/>
+            </w:tcMar>
             <w:vAlign w:val="center"/>
           </w:tcPr>
           <w:p>
             <w:pPr>
-              <w:spacing w:before="80" w:after="80" w:line="276" w:lineRule="auto"/>
+              <w:spacing w:before="0" w:after="0" w:line="259" w:lineRule="auto"/>
               <w:jc w:val="center"/>
             </w:pPr>
             <w:r/>
@@ -267,7 +168,7 @@
                 <w:rFonts w:ascii="微软雅黑" w:hAnsi="微软雅黑" w:eastAsia="微软雅黑"/>
                 <w:b/>
                 <w:color w:val="FFFFFF"/>
-                <w:sz w:val="20"/>
+                <w:sz w:val="16"/>
               </w:rPr>
               <w:t>说明</w:t>
             </w:r>
@@ -280,13 +181,19 @@
         </w:trPr>
         <w:tc>
           <w:tcPr>
-            <w:tcW w:type="dxa" w:w="2608"/>
+            <w:tcW w:type="dxa" w:w="2494"/>
             <w:shd w:val="clear" w:color="auto" w:fill="FFFFFF"/>
+            <w:tcMar>
+              <w:top w:w="24" w:type="dxa"/>
+              <w:left w:w="50" w:type="dxa"/>
+              <w:bottom w:w="24" w:type="dxa"/>
+              <w:right w:w="50" w:type="dxa"/>
+            </w:tcMar>
             <w:vAlign w:val="center"/>
           </w:tcPr>
           <w:p>
             <w:pPr>
-              <w:spacing w:before="80" w:after="80" w:line="276" w:lineRule="auto"/>
+              <w:spacing w:before="0" w:after="0" w:line="259" w:lineRule="auto"/>
               <w:jc w:val="left"/>
             </w:pPr>
             <w:r/>
@@ -295,7 +202,7 @@
                 <w:rFonts w:ascii="微软雅黑" w:hAnsi="微软雅黑" w:eastAsia="微软雅黑"/>
                 <w:b/>
                 <w:color w:val="333333"/>
-                <w:sz w:val="20"/>
+                <w:sz w:val="16"/>
               </w:rPr>
               <w:t>限量引流票</w:t>
             </w:r>
@@ -303,22 +210,28 @@
         </w:tc>
         <w:tc>
           <w:tcPr>
-            <w:tcW w:type="dxa" w:w="2721"/>
+            <w:tcW w:type="dxa" w:w="2494"/>
             <w:shd w:val="clear" w:color="auto" w:fill="FFFFFF"/>
+            <w:tcMar>
+              <w:top w:w="24" w:type="dxa"/>
+              <w:left w:w="50" w:type="dxa"/>
+              <w:bottom w:w="24" w:type="dxa"/>
+              <w:right w:w="50" w:type="dxa"/>
+            </w:tcMar>
             <w:vAlign w:val="center"/>
           </w:tcPr>
           <w:p>
             <w:pPr>
-              <w:spacing w:before="80" w:after="80" w:line="276" w:lineRule="auto"/>
+              <w:spacing w:before="0" w:after="0" w:line="259" w:lineRule="auto"/>
               <w:jc w:val="center"/>
             </w:pPr>
             <w:r/>
             <w:r>
               <w:rPr>
                 <w:rFonts w:ascii="微软雅黑" w:hAnsi="微软雅黑" w:eastAsia="微软雅黑"/>
-                <w:b/>
+                <w:b w:val="0"/>
                 <w:color w:val="1A3A5C"/>
-                <w:sz w:val="20"/>
+                <w:sz w:val="16"/>
               </w:rPr>
               <w:t>299 元，保留</w:t>
             </w:r>
@@ -326,13 +239,19 @@
         </w:tc>
         <w:tc>
           <w:tcPr>
-            <w:tcW w:type="dxa" w:w="3969"/>
+            <w:tcW w:type="dxa" w:w="5499"/>
             <w:shd w:val="clear" w:color="auto" w:fill="FFFFFF"/>
+            <w:tcMar>
+              <w:top w:w="24" w:type="dxa"/>
+              <w:left w:w="50" w:type="dxa"/>
+              <w:bottom w:w="24" w:type="dxa"/>
+              <w:right w:w="50" w:type="dxa"/>
+            </w:tcMar>
             <w:vAlign w:val="center"/>
           </w:tcPr>
           <w:p>
             <w:pPr>
-              <w:spacing w:before="80" w:after="80" w:line="276" w:lineRule="auto"/>
+              <w:spacing w:before="0" w:after="0" w:line="259" w:lineRule="auto"/>
               <w:jc w:val="center"/>
             </w:pPr>
             <w:r/>
@@ -341,7 +260,7 @@
                 <w:rFonts w:ascii="微软雅黑" w:hAnsi="微软雅黑" w:eastAsia="微软雅黑"/>
                 <w:b w:val="0"/>
                 <w:color w:val="333333"/>
-                <w:sz w:val="20"/>
+                <w:sz w:val="16"/>
               </w:rPr>
               <w:t>后区、限量，用于开售节奏</w:t>
             </w:r>
@@ -354,13 +273,19 @@
         </w:trPr>
         <w:tc>
           <w:tcPr>
-            <w:tcW w:type="dxa" w:w="2608"/>
+            <w:tcW w:type="dxa" w:w="2494"/>
             <w:shd w:val="clear" w:color="auto" w:fill="F5F7FA"/>
+            <w:tcMar>
+              <w:top w:w="24" w:type="dxa"/>
+              <w:left w:w="50" w:type="dxa"/>
+              <w:bottom w:w="24" w:type="dxa"/>
+              <w:right w:w="50" w:type="dxa"/>
+            </w:tcMar>
             <w:vAlign w:val="center"/>
           </w:tcPr>
           <w:p>
             <w:pPr>
-              <w:spacing w:before="80" w:after="80" w:line="276" w:lineRule="auto"/>
+              <w:spacing w:before="0" w:after="0" w:line="259" w:lineRule="auto"/>
               <w:jc w:val="left"/>
             </w:pPr>
             <w:r/>
@@ -369,7 +294,7 @@
                 <w:rFonts w:ascii="微软雅黑" w:hAnsi="微软雅黑" w:eastAsia="微软雅黑"/>
                 <w:b/>
                 <w:color w:val="333333"/>
-                <w:sz w:val="20"/>
+                <w:sz w:val="16"/>
               </w:rPr>
               <w:t>早鸟普通票</w:t>
             </w:r>
@@ -377,22 +302,28 @@
         </w:tc>
         <w:tc>
           <w:tcPr>
-            <w:tcW w:type="dxa" w:w="2721"/>
+            <w:tcW w:type="dxa" w:w="2494"/>
             <w:shd w:val="clear" w:color="auto" w:fill="F5F7FA"/>
+            <w:tcMar>
+              <w:top w:w="24" w:type="dxa"/>
+              <w:left w:w="50" w:type="dxa"/>
+              <w:bottom w:w="24" w:type="dxa"/>
+              <w:right w:w="50" w:type="dxa"/>
+            </w:tcMar>
             <w:vAlign w:val="center"/>
           </w:tcPr>
           <w:p>
             <w:pPr>
-              <w:spacing w:before="80" w:after="80" w:line="276" w:lineRule="auto"/>
+              <w:spacing w:before="0" w:after="0" w:line="259" w:lineRule="auto"/>
               <w:jc w:val="center"/>
             </w:pPr>
             <w:r/>
             <w:r>
               <w:rPr>
                 <w:rFonts w:ascii="微软雅黑" w:hAnsi="微软雅黑" w:eastAsia="微软雅黑"/>
-                <w:b/>
+                <w:b w:val="0"/>
                 <w:color w:val="1A3A5C"/>
-                <w:sz w:val="20"/>
+                <w:sz w:val="16"/>
               </w:rPr>
               <w:t>399 元，保留</w:t>
             </w:r>
@@ -400,13 +331,19 @@
         </w:tc>
         <w:tc>
           <w:tcPr>
-            <w:tcW w:type="dxa" w:w="3969"/>
+            <w:tcW w:type="dxa" w:w="5499"/>
             <w:shd w:val="clear" w:color="auto" w:fill="F5F7FA"/>
+            <w:tcMar>
+              <w:top w:w="24" w:type="dxa"/>
+              <w:left w:w="50" w:type="dxa"/>
+              <w:bottom w:w="24" w:type="dxa"/>
+              <w:right w:w="50" w:type="dxa"/>
+            </w:tcMar>
             <w:vAlign w:val="center"/>
           </w:tcPr>
           <w:p>
             <w:pPr>
-              <w:spacing w:before="80" w:after="80" w:line="276" w:lineRule="auto"/>
+              <w:spacing w:before="0" w:after="0" w:line="259" w:lineRule="auto"/>
               <w:jc w:val="center"/>
             </w:pPr>
             <w:r/>
@@ -415,7 +352,7 @@
                 <w:rFonts w:ascii="微软雅黑" w:hAnsi="微软雅黑" w:eastAsia="微软雅黑"/>
                 <w:b w:val="0"/>
                 <w:color w:val="333333"/>
-                <w:sz w:val="20"/>
+                <w:sz w:val="16"/>
               </w:rPr>
               <w:t>开售前 7–10 天限量</w:t>
             </w:r>
@@ -428,13 +365,19 @@
         </w:trPr>
         <w:tc>
           <w:tcPr>
-            <w:tcW w:type="dxa" w:w="2608"/>
+            <w:tcW w:type="dxa" w:w="2494"/>
             <w:shd w:val="clear" w:color="auto" w:fill="FFFFFF"/>
+            <w:tcMar>
+              <w:top w:w="24" w:type="dxa"/>
+              <w:left w:w="50" w:type="dxa"/>
+              <w:bottom w:w="24" w:type="dxa"/>
+              <w:right w:w="50" w:type="dxa"/>
+            </w:tcMar>
             <w:vAlign w:val="center"/>
           </w:tcPr>
           <w:p>
             <w:pPr>
-              <w:spacing w:before="80" w:after="80" w:line="276" w:lineRule="auto"/>
+              <w:spacing w:before="0" w:after="0" w:line="259" w:lineRule="auto"/>
               <w:jc w:val="left"/>
             </w:pPr>
             <w:r/>
@@ -443,7 +386,7 @@
                 <w:rFonts w:ascii="微软雅黑" w:hAnsi="微软雅黑" w:eastAsia="微软雅黑"/>
                 <w:b/>
                 <w:color w:val="333333"/>
-                <w:sz w:val="20"/>
+                <w:sz w:val="16"/>
               </w:rPr>
               <w:t>标准票（对外主价格）</w:t>
             </w:r>
@@ -451,22 +394,28 @@
         </w:tc>
         <w:tc>
           <w:tcPr>
-            <w:tcW w:type="dxa" w:w="2721"/>
+            <w:tcW w:type="dxa" w:w="2494"/>
             <w:shd w:val="clear" w:color="auto" w:fill="FFFFFF"/>
+            <w:tcMar>
+              <w:top w:w="24" w:type="dxa"/>
+              <w:left w:w="50" w:type="dxa"/>
+              <w:bottom w:w="24" w:type="dxa"/>
+              <w:right w:w="50" w:type="dxa"/>
+            </w:tcMar>
             <w:vAlign w:val="center"/>
           </w:tcPr>
           <w:p>
             <w:pPr>
-              <w:spacing w:before="80" w:after="80" w:line="276" w:lineRule="auto"/>
+              <w:spacing w:before="0" w:after="0" w:line="259" w:lineRule="auto"/>
               <w:jc w:val="center"/>
             </w:pPr>
             <w:r/>
             <w:r>
               <w:rPr>
                 <w:rFonts w:ascii="微软雅黑" w:hAnsi="微软雅黑" w:eastAsia="微软雅黑"/>
-                <w:b/>
+                <w:b w:val="0"/>
                 <w:color w:val="1A3A5C"/>
-                <w:sz w:val="20"/>
+                <w:sz w:val="16"/>
               </w:rPr>
               <w:t>499 元</w:t>
             </w:r>
@@ -474,13 +423,19 @@
         </w:tc>
         <w:tc>
           <w:tcPr>
-            <w:tcW w:type="dxa" w:w="3969"/>
+            <w:tcW w:type="dxa" w:w="5499"/>
             <w:shd w:val="clear" w:color="auto" w:fill="FFFFFF"/>
+            <w:tcMar>
+              <w:top w:w="24" w:type="dxa"/>
+              <w:left w:w="50" w:type="dxa"/>
+              <w:bottom w:w="24" w:type="dxa"/>
+              <w:right w:w="50" w:type="dxa"/>
+            </w:tcMar>
             <w:vAlign w:val="center"/>
           </w:tcPr>
           <w:p>
             <w:pPr>
-              <w:spacing w:before="80" w:after="80" w:line="276" w:lineRule="auto"/>
+              <w:spacing w:before="0" w:after="0" w:line="259" w:lineRule="auto"/>
               <w:jc w:val="center"/>
             </w:pPr>
             <w:r/>
@@ -489,7 +444,7 @@
                 <w:rFonts w:ascii="微软雅黑" w:hAnsi="微软雅黑" w:eastAsia="微软雅黑"/>
                 <w:b w:val="0"/>
                 <w:color w:val="333333"/>
-                <w:sz w:val="20"/>
+                <w:sz w:val="16"/>
               </w:rPr>
               <w:t>不改为 599 元主力</w:t>
             </w:r>
@@ -502,13 +457,19 @@
         </w:trPr>
         <w:tc>
           <w:tcPr>
-            <w:tcW w:type="dxa" w:w="2608"/>
+            <w:tcW w:type="dxa" w:w="2494"/>
             <w:shd w:val="clear" w:color="auto" w:fill="F5F7FA"/>
+            <w:tcMar>
+              <w:top w:w="24" w:type="dxa"/>
+              <w:left w:w="50" w:type="dxa"/>
+              <w:bottom w:w="24" w:type="dxa"/>
+              <w:right w:w="50" w:type="dxa"/>
+            </w:tcMar>
             <w:vAlign w:val="center"/>
           </w:tcPr>
           <w:p>
             <w:pPr>
-              <w:spacing w:before="80" w:after="80" w:line="276" w:lineRule="auto"/>
+              <w:spacing w:before="0" w:after="0" w:line="259" w:lineRule="auto"/>
               <w:jc w:val="left"/>
             </w:pPr>
             <w:r/>
@@ -517,7 +478,7 @@
                 <w:rFonts w:ascii="微软雅黑" w:hAnsi="微软雅黑" w:eastAsia="微软雅黑"/>
                 <w:b/>
                 <w:color w:val="333333"/>
-                <w:sz w:val="20"/>
+                <w:sz w:val="16"/>
               </w:rPr>
               <w:t>优选 / 前区票</w:t>
             </w:r>
@@ -525,36 +486,48 @@
         </w:tc>
         <w:tc>
           <w:tcPr>
-            <w:tcW w:type="dxa" w:w="2721"/>
+            <w:tcW w:type="dxa" w:w="2494"/>
             <w:shd w:val="clear" w:color="auto" w:fill="F5F7FA"/>
+            <w:tcMar>
+              <w:top w:w="24" w:type="dxa"/>
+              <w:left w:w="50" w:type="dxa"/>
+              <w:bottom w:w="24" w:type="dxa"/>
+              <w:right w:w="50" w:type="dxa"/>
+            </w:tcMar>
             <w:vAlign w:val="center"/>
           </w:tcPr>
           <w:p>
             <w:pPr>
-              <w:spacing w:before="80" w:after="80" w:line="276" w:lineRule="auto"/>
+              <w:spacing w:before="0" w:after="0" w:line="259" w:lineRule="auto"/>
               <w:jc w:val="center"/>
             </w:pPr>
             <w:r/>
             <w:r>
               <w:rPr>
                 <w:rFonts w:ascii="微软雅黑" w:hAnsi="微软雅黑" w:eastAsia="微软雅黑"/>
-                <w:b/>
+                <w:b w:val="0"/>
                 <w:color w:val="1A3A5C"/>
-                <w:sz w:val="20"/>
+                <w:sz w:val="16"/>
               </w:rPr>
-              <w:t>599 元或 699 元</w:t>
+              <w:t>599 或 699 元</w:t>
             </w:r>
           </w:p>
         </w:tc>
         <w:tc>
           <w:tcPr>
-            <w:tcW w:type="dxa" w:w="3969"/>
+            <w:tcW w:type="dxa" w:w="5499"/>
             <w:shd w:val="clear" w:color="auto" w:fill="F5F7FA"/>
+            <w:tcMar>
+              <w:top w:w="24" w:type="dxa"/>
+              <w:left w:w="50" w:type="dxa"/>
+              <w:bottom w:w="24" w:type="dxa"/>
+              <w:right w:w="50" w:type="dxa"/>
+            </w:tcMar>
             <w:vAlign w:val="center"/>
           </w:tcPr>
           <w:p>
             <w:pPr>
-              <w:spacing w:before="80" w:after="80" w:line="276" w:lineRule="auto"/>
+              <w:spacing w:before="0" w:after="0" w:line="259" w:lineRule="auto"/>
               <w:jc w:val="center"/>
             </w:pPr>
             <w:r/>
@@ -563,7 +536,7 @@
                 <w:rFonts w:ascii="微软雅黑" w:hAnsi="微软雅黑" w:eastAsia="微软雅黑"/>
                 <w:b w:val="0"/>
                 <w:color w:val="333333"/>
-                <w:sz w:val="20"/>
+                <w:sz w:val="16"/>
               </w:rPr>
               <w:t>前区座位、赠书或资料</w:t>
             </w:r>
@@ -576,13 +549,19 @@
         </w:trPr>
         <w:tc>
           <w:tcPr>
-            <w:tcW w:type="dxa" w:w="2608"/>
+            <w:tcW w:type="dxa" w:w="2494"/>
             <w:shd w:val="clear" w:color="auto" w:fill="FFFFFF"/>
+            <w:tcMar>
+              <w:top w:w="24" w:type="dxa"/>
+              <w:left w:w="50" w:type="dxa"/>
+              <w:bottom w:w="24" w:type="dxa"/>
+              <w:right w:w="50" w:type="dxa"/>
+            </w:tcMar>
             <w:vAlign w:val="center"/>
           </w:tcPr>
           <w:p>
             <w:pPr>
-              <w:spacing w:before="80" w:after="80" w:line="276" w:lineRule="auto"/>
+              <w:spacing w:before="0" w:after="0" w:line="259" w:lineRule="auto"/>
               <w:jc w:val="left"/>
             </w:pPr>
             <w:r/>
@@ -591,7 +570,7 @@
                 <w:rFonts w:ascii="微软雅黑" w:hAnsi="微软雅黑" w:eastAsia="微软雅黑"/>
                 <w:b/>
                 <w:color w:val="333333"/>
-                <w:sz w:val="20"/>
+                <w:sz w:val="16"/>
               </w:rPr>
               <w:t>VIP 票</w:t>
             </w:r>
@@ -599,22 +578,28 @@
         </w:tc>
         <w:tc>
           <w:tcPr>
-            <w:tcW w:type="dxa" w:w="2721"/>
+            <w:tcW w:type="dxa" w:w="2494"/>
             <w:shd w:val="clear" w:color="auto" w:fill="FFFFFF"/>
+            <w:tcMar>
+              <w:top w:w="24" w:type="dxa"/>
+              <w:left w:w="50" w:type="dxa"/>
+              <w:bottom w:w="24" w:type="dxa"/>
+              <w:right w:w="50" w:type="dxa"/>
+            </w:tcMar>
             <w:vAlign w:val="center"/>
           </w:tcPr>
           <w:p>
             <w:pPr>
-              <w:spacing w:before="80" w:after="80" w:line="276" w:lineRule="auto"/>
+              <w:spacing w:before="0" w:after="0" w:line="259" w:lineRule="auto"/>
               <w:jc w:val="center"/>
             </w:pPr>
             <w:r/>
             <w:r>
               <w:rPr>
                 <w:rFonts w:ascii="微软雅黑" w:hAnsi="微软雅黑" w:eastAsia="微软雅黑"/>
-                <w:b/>
+                <w:b w:val="0"/>
                 <w:color w:val="1A3A5C"/>
-                <w:sz w:val="20"/>
+                <w:sz w:val="16"/>
               </w:rPr>
               <w:t>999 元，保留</w:t>
             </w:r>
@@ -622,13 +607,19 @@
         </w:tc>
         <w:tc>
           <w:tcPr>
-            <w:tcW w:type="dxa" w:w="3969"/>
+            <w:tcW w:type="dxa" w:w="5499"/>
             <w:shd w:val="clear" w:color="auto" w:fill="FFFFFF"/>
+            <w:tcMar>
+              <w:top w:w="24" w:type="dxa"/>
+              <w:left w:w="50" w:type="dxa"/>
+              <w:bottom w:w="24" w:type="dxa"/>
+              <w:right w:w="50" w:type="dxa"/>
+            </w:tcMar>
             <w:vAlign w:val="center"/>
           </w:tcPr>
           <w:p>
             <w:pPr>
-              <w:spacing w:before="80" w:after="80" w:line="276" w:lineRule="auto"/>
+              <w:spacing w:before="0" w:after="0" w:line="259" w:lineRule="auto"/>
               <w:jc w:val="center"/>
             </w:pPr>
             <w:r/>
@@ -637,7 +628,7 @@
                 <w:rFonts w:ascii="微软雅黑" w:hAnsi="微软雅黑" w:eastAsia="微软雅黑"/>
                 <w:b w:val="0"/>
                 <w:color w:val="333333"/>
-                <w:sz w:val="20"/>
+                <w:sz w:val="16"/>
               </w:rPr>
               <w:t>须配套前排、问答、签名或合影</w:t>
             </w:r>
@@ -647,101 +638,62 @@
     </w:tbl>
     <w:p>
       <w:pPr>
-        <w:spacing w:before="0" w:after="160" w:line="324" w:lineRule="auto"/>
+        <w:spacing w:before="140" w:after="60" w:line="240" w:lineRule="auto"/>
+      </w:pPr>
+      <w:r>
+        <w:rPr>
+          <w:rFonts w:ascii="微软雅黑" w:hAnsi="微软雅黑" w:eastAsia="微软雅黑"/>
+          <w:b/>
+          <w:color w:val="1A3A5C"/>
+          <w:sz w:val="22"/>
+        </w:rPr>
+        <w:t>二、分成：要么两边都不调，要么两边一起调</w:t>
+      </w:r>
+    </w:p>
+    <w:p>
+      <w:pPr>
+        <w:spacing w:before="0" w:after="60" w:line="259" w:lineRule="auto"/>
       </w:pPr>
       <w:r>
         <w:rPr>
           <w:rFonts w:ascii="微软雅黑" w:hAnsi="微软雅黑" w:eastAsia="微软雅黑"/>
           <w:b w:val="0"/>
           <w:color w:val="333333"/>
-          <w:sz w:val="12"/>
+          <w:sz w:val="17"/>
         </w:rPr>
-      </w:r>
-    </w:p>
-    <w:p>
-      <w:pPr>
-        <w:spacing w:before="320" w:after="160" w:line="324" w:lineRule="auto"/>
-      </w:pPr>
-      <w:r>
-        <w:rPr>
-          <w:rFonts w:ascii="微软雅黑" w:hAnsi="微软雅黑" w:eastAsia="微软雅黑"/>
-          <w:b/>
-          <w:color w:val="1A3A5C"/>
-          <w:sz w:val="32"/>
-        </w:rPr>
-        <w:t>二、分成</w:t>
-      </w:r>
-    </w:p>
-    <w:p>
-      <w:pPr>
-        <w:spacing w:before="0" w:after="160" w:line="324" w:lineRule="auto"/>
-        <w:ind w:firstLine="420"/>
-      </w:pPr>
-      <w:r>
-        <w:rPr>
-          <w:rFonts w:ascii="微软雅黑" w:hAnsi="微软雅黑" w:eastAsia="微软雅黑"/>
-          <w:b w:val="0"/>
-          <w:color w:val="333333"/>
-          <w:sz w:val="22"/>
-        </w:rPr>
-        <w:t>我方独立开发的报名，此前书面建议为 60% : 40%。贵方希望下调至 55%。我方可以讨论微调，但目前仅调整了我方客户比例，贵方客户仍按 70% : 30% 结算，属于单边调整，我方不能接受。</w:t>
-      </w:r>
-    </w:p>
-    <w:p>
-      <w:pPr>
-        <w:spacing w:before="0" w:after="160" w:line="324" w:lineRule="auto"/>
-        <w:ind w:firstLine="420"/>
-      </w:pPr>
-      <w:r>
-        <w:rPr>
-          <w:rFonts w:ascii="微软雅黑" w:hAnsi="微软雅黑" w:eastAsia="微软雅黑"/>
-          <w:b/>
-          <w:color w:val="333333"/>
-          <w:sz w:val="22"/>
-        </w:rPr>
-        <w:t>原则：要么两边都不调，要么两边一起调。请贵方在下列两个方案中选择其一。</w:t>
-      </w:r>
-    </w:p>
-    <w:p>
-      <w:pPr>
-        <w:spacing w:before="240" w:after="120" w:line="324" w:lineRule="auto"/>
-      </w:pPr>
-      <w:r>
-        <w:rPr>
-          <w:rFonts w:ascii="微软雅黑" w:hAnsi="微软雅黑" w:eastAsia="微软雅黑"/>
-          <w:b/>
-          <w:color w:val="1A3A5C"/>
-          <w:sz w:val="26"/>
-        </w:rPr>
-        <w:t>方案 A：维持原结构</w:t>
+        <w:t>我方客户此前为 60% : 40%。贵方希望下调至 55%，但贵方客户仍为 70% : 30%，属于单边调整，我方不能接受。请在方案 A、方案 B 中选择其一。</w:t>
       </w:r>
     </w:p>
     <w:tbl>
       <w:tblPr>
         <w:tblStyle w:val="TableGrid"/>
-        <w:tblW w:type="dxa" w:w="9298"/>
-        <w:jc w:val="center"/>
+        <w:tblW w:type="dxa" w:w="9979"/>
         <w:tblLayout w:type="fixed"/>
         <w:tblLook w:firstColumn="1" w:firstRow="1" w:lastColumn="0" w:lastRow="0" w:noHBand="0" w:noVBand="1" w:val="04A0"/>
       </w:tblPr>
       <w:tblGrid>
-        <w:gridCol w:w="3099"/>
-        <w:gridCol w:w="3099"/>
-        <w:gridCol w:w="3099"/>
+        <w:gridCol w:w="2098"/>
+        <w:gridCol w:w="2098"/>
+        <w:gridCol w:w="2098"/>
+        <w:gridCol w:w="2098"/>
+        <w:gridCol w:w="2098"/>
       </w:tblGrid>
       <w:tr>
-        <w:trPr>
-          <w:cantSplit/>
-        </w:trPr>
         <w:tc>
           <w:tcPr>
-            <w:tcW w:type="dxa" w:w="4762"/>
-            <w:shd w:val="clear" w:color="auto" w:fill="1A3A5C"/>
+            <w:tcW w:type="dxa" w:w="2835"/>
+            <w:shd w:val="clear" w:color="auto" w:fill="3D5A40"/>
+            <w:tcMar>
+              <w:top w:w="28" w:type="dxa"/>
+              <w:left w:w="50" w:type="dxa"/>
+              <w:bottom w:w="28" w:type="dxa"/>
+              <w:right w:w="50" w:type="dxa"/>
+            </w:tcMar>
             <w:vAlign w:val="center"/>
           </w:tcPr>
           <w:p>
             <w:pPr>
-              <w:spacing w:before="80" w:after="80" w:line="276" w:lineRule="auto"/>
+              <w:spacing w:before="0" w:after="0" w:line="259" w:lineRule="auto"/>
               <w:jc w:val="center"/>
             </w:pPr>
             <w:r/>
@@ -750,7 +702,7 @@
                 <w:rFonts w:ascii="微软雅黑" w:hAnsi="微软雅黑" w:eastAsia="微软雅黑"/>
                 <w:b/>
                 <w:color w:val="FFFFFF"/>
-                <w:sz w:val="20"/>
+                <w:sz w:val="16"/>
               </w:rPr>
               <w:t>收入来源</w:t>
             </w:r>
@@ -758,13 +710,19 @@
         </w:tc>
         <w:tc>
           <w:tcPr>
-            <w:tcW w:type="dxa" w:w="2268"/>
-            <w:shd w:val="clear" w:color="auto" w:fill="1A3A5C"/>
+            <w:tcW w:type="dxa" w:w="1786"/>
+            <w:shd w:val="clear" w:color="auto" w:fill="3D5A40"/>
+            <w:tcMar>
+              <w:top w:w="28" w:type="dxa"/>
+              <w:left w:w="50" w:type="dxa"/>
+              <w:bottom w:w="28" w:type="dxa"/>
+              <w:right w:w="50" w:type="dxa"/>
+            </w:tcMar>
             <w:vAlign w:val="center"/>
           </w:tcPr>
           <w:p>
             <w:pPr>
-              <w:spacing w:before="80" w:after="80" w:line="276" w:lineRule="auto"/>
+              <w:spacing w:before="0" w:after="0" w:line="259" w:lineRule="auto"/>
               <w:jc w:val="center"/>
             </w:pPr>
             <w:r/>
@@ -773,21 +731,27 @@
                 <w:rFonts w:ascii="微软雅黑" w:hAnsi="微软雅黑" w:eastAsia="微软雅黑"/>
                 <w:b/>
                 <w:color w:val="FFFFFF"/>
-                <w:sz w:val="20"/>
+                <w:sz w:val="16"/>
               </w:rPr>
-              <w:t>我方</w:t>
+              <w:t>方案 A 我方</w:t>
             </w:r>
           </w:p>
         </w:tc>
         <w:tc>
           <w:tcPr>
-            <w:tcW w:type="dxa" w:w="2268"/>
-            <w:shd w:val="clear" w:color="auto" w:fill="1A3A5C"/>
+            <w:tcW w:type="dxa" w:w="1786"/>
+            <w:shd w:val="clear" w:color="auto" w:fill="3D5A40"/>
+            <w:tcMar>
+              <w:top w:w="28" w:type="dxa"/>
+              <w:left w:w="50" w:type="dxa"/>
+              <w:bottom w:w="28" w:type="dxa"/>
+              <w:right w:w="50" w:type="dxa"/>
+            </w:tcMar>
             <w:vAlign w:val="center"/>
           </w:tcPr>
           <w:p>
             <w:pPr>
-              <w:spacing w:before="80" w:after="80" w:line="276" w:lineRule="auto"/>
+              <w:spacing w:before="0" w:after="0" w:line="259" w:lineRule="auto"/>
               <w:jc w:val="center"/>
             </w:pPr>
             <w:r/>
@@ -796,9 +760,67 @@
                 <w:rFonts w:ascii="微软雅黑" w:hAnsi="微软雅黑" w:eastAsia="微软雅黑"/>
                 <w:b/>
                 <w:color w:val="FFFFFF"/>
-                <w:sz w:val="20"/>
+                <w:sz w:val="16"/>
               </w:rPr>
-              <w:t>贵方</w:t>
+              <w:t>方案 A 贵方</w:t>
+            </w:r>
+          </w:p>
+        </w:tc>
+        <w:tc>
+          <w:tcPr>
+            <w:tcW w:type="dxa" w:w="1786"/>
+            <w:shd w:val="clear" w:color="auto" w:fill="3D5A40"/>
+            <w:tcMar>
+              <w:top w:w="28" w:type="dxa"/>
+              <w:left w:w="50" w:type="dxa"/>
+              <w:bottom w:w="28" w:type="dxa"/>
+              <w:right w:w="50" w:type="dxa"/>
+            </w:tcMar>
+            <w:vAlign w:val="center"/>
+          </w:tcPr>
+          <w:p>
+            <w:pPr>
+              <w:spacing w:before="0" w:after="0" w:line="259" w:lineRule="auto"/>
+              <w:jc w:val="center"/>
+            </w:pPr>
+            <w:r/>
+            <w:r>
+              <w:rPr>
+                <w:rFonts w:ascii="微软雅黑" w:hAnsi="微软雅黑" w:eastAsia="微软雅黑"/>
+                <w:b/>
+                <w:color w:val="FFFFFF"/>
+                <w:sz w:val="16"/>
+              </w:rPr>
+              <w:t>方案 B 我方</w:t>
+            </w:r>
+          </w:p>
+        </w:tc>
+        <w:tc>
+          <w:tcPr>
+            <w:tcW w:type="dxa" w:w="1786"/>
+            <w:shd w:val="clear" w:color="auto" w:fill="3D5A40"/>
+            <w:tcMar>
+              <w:top w:w="28" w:type="dxa"/>
+              <w:left w:w="50" w:type="dxa"/>
+              <w:bottom w:w="28" w:type="dxa"/>
+              <w:right w:w="50" w:type="dxa"/>
+            </w:tcMar>
+            <w:vAlign w:val="center"/>
+          </w:tcPr>
+          <w:p>
+            <w:pPr>
+              <w:spacing w:before="0" w:after="0" w:line="259" w:lineRule="auto"/>
+              <w:jc w:val="center"/>
+            </w:pPr>
+            <w:r/>
+            <w:r>
+              <w:rPr>
+                <w:rFonts w:ascii="微软雅黑" w:hAnsi="微软雅黑" w:eastAsia="微软雅黑"/>
+                <w:b/>
+                <w:color w:val="FFFFFF"/>
+                <w:sz w:val="16"/>
+              </w:rPr>
+              <w:t>方案 B 贵方</w:t>
             </w:r>
           </w:p>
         </w:tc>
@@ -809,13 +831,19 @@
         </w:trPr>
         <w:tc>
           <w:tcPr>
-            <w:tcW w:type="dxa" w:w="4762"/>
+            <w:tcW w:type="dxa" w:w="2835"/>
             <w:shd w:val="clear" w:color="auto" w:fill="FFFFFF"/>
+            <w:tcMar>
+              <w:top w:w="24" w:type="dxa"/>
+              <w:left w:w="50" w:type="dxa"/>
+              <w:bottom w:w="24" w:type="dxa"/>
+              <w:right w:w="50" w:type="dxa"/>
+            </w:tcMar>
             <w:vAlign w:val="center"/>
           </w:tcPr>
           <w:p>
             <w:pPr>
-              <w:spacing w:before="80" w:after="80" w:line="276" w:lineRule="auto"/>
+              <w:spacing w:before="0" w:after="0" w:line="259" w:lineRule="auto"/>
               <w:jc w:val="left"/>
             </w:pPr>
             <w:r/>
@@ -824,30 +852,36 @@
                 <w:rFonts w:ascii="微软雅黑" w:hAnsi="微软雅黑" w:eastAsia="微软雅黑"/>
                 <w:b/>
                 <w:color w:val="333333"/>
-                <w:sz w:val="20"/>
+                <w:sz w:val="16"/>
               </w:rPr>
-              <w:t>我方独立带来的报名 / 企业客户</w:t>
+              <w:t>我方独立报名 / 企业客户</w:t>
             </w:r>
           </w:p>
         </w:tc>
         <w:tc>
           <w:tcPr>
-            <w:tcW w:type="dxa" w:w="2268"/>
+            <w:tcW w:type="dxa" w:w="1786"/>
             <w:shd w:val="clear" w:color="auto" w:fill="FFFFFF"/>
+            <w:tcMar>
+              <w:top w:w="24" w:type="dxa"/>
+              <w:left w:w="50" w:type="dxa"/>
+              <w:bottom w:w="24" w:type="dxa"/>
+              <w:right w:w="50" w:type="dxa"/>
+            </w:tcMar>
             <w:vAlign w:val="center"/>
           </w:tcPr>
           <w:p>
             <w:pPr>
-              <w:spacing w:before="80" w:after="80" w:line="276" w:lineRule="auto"/>
+              <w:spacing w:before="0" w:after="0" w:line="259" w:lineRule="auto"/>
               <w:jc w:val="center"/>
             </w:pPr>
             <w:r/>
             <w:r>
               <w:rPr>
                 <w:rFonts w:ascii="微软雅黑" w:hAnsi="微软雅黑" w:eastAsia="微软雅黑"/>
-                <w:b/>
+                <w:b w:val="0"/>
                 <w:color w:val="1A3A5C"/>
-                <w:sz w:val="20"/>
+                <w:sz w:val="16"/>
               </w:rPr>
               <w:t>60%</w:t>
             </w:r>
@@ -855,13 +889,19 @@
         </w:tc>
         <w:tc>
           <w:tcPr>
-            <w:tcW w:type="dxa" w:w="2268"/>
+            <w:tcW w:type="dxa" w:w="1786"/>
             <w:shd w:val="clear" w:color="auto" w:fill="FFFFFF"/>
+            <w:tcMar>
+              <w:top w:w="24" w:type="dxa"/>
+              <w:left w:w="50" w:type="dxa"/>
+              <w:bottom w:w="24" w:type="dxa"/>
+              <w:right w:w="50" w:type="dxa"/>
+            </w:tcMar>
             <w:vAlign w:val="center"/>
           </w:tcPr>
           <w:p>
             <w:pPr>
-              <w:spacing w:before="80" w:after="80" w:line="276" w:lineRule="auto"/>
+              <w:spacing w:before="0" w:after="0" w:line="259" w:lineRule="auto"/>
               <w:jc w:val="center"/>
             </w:pPr>
             <w:r/>
@@ -870,9 +910,67 @@
                 <w:rFonts w:ascii="微软雅黑" w:hAnsi="微软雅黑" w:eastAsia="微软雅黑"/>
                 <w:b w:val="0"/>
                 <w:color w:val="333333"/>
-                <w:sz w:val="20"/>
+                <w:sz w:val="16"/>
               </w:rPr>
               <w:t>40%</w:t>
+            </w:r>
+          </w:p>
+        </w:tc>
+        <w:tc>
+          <w:tcPr>
+            <w:tcW w:type="dxa" w:w="1786"/>
+            <w:shd w:val="clear" w:color="auto" w:fill="FFFFFF"/>
+            <w:tcMar>
+              <w:top w:w="24" w:type="dxa"/>
+              <w:left w:w="50" w:type="dxa"/>
+              <w:bottom w:w="24" w:type="dxa"/>
+              <w:right w:w="50" w:type="dxa"/>
+            </w:tcMar>
+            <w:vAlign w:val="center"/>
+          </w:tcPr>
+          <w:p>
+            <w:pPr>
+              <w:spacing w:before="0" w:after="0" w:line="259" w:lineRule="auto"/>
+              <w:jc w:val="center"/>
+            </w:pPr>
+            <w:r/>
+            <w:r>
+              <w:rPr>
+                <w:rFonts w:ascii="微软雅黑" w:hAnsi="微软雅黑" w:eastAsia="微软雅黑"/>
+                <w:b w:val="0"/>
+                <w:color w:val="333333"/>
+                <w:sz w:val="16"/>
+              </w:rPr>
+              <w:t>55%</w:t>
+            </w:r>
+          </w:p>
+        </w:tc>
+        <w:tc>
+          <w:tcPr>
+            <w:tcW w:type="dxa" w:w="1786"/>
+            <w:shd w:val="clear" w:color="auto" w:fill="FFFFFF"/>
+            <w:tcMar>
+              <w:top w:w="24" w:type="dxa"/>
+              <w:left w:w="50" w:type="dxa"/>
+              <w:bottom w:w="24" w:type="dxa"/>
+              <w:right w:w="50" w:type="dxa"/>
+            </w:tcMar>
+            <w:vAlign w:val="center"/>
+          </w:tcPr>
+          <w:p>
+            <w:pPr>
+              <w:spacing w:before="0" w:after="0" w:line="259" w:lineRule="auto"/>
+              <w:jc w:val="center"/>
+            </w:pPr>
+            <w:r/>
+            <w:r>
+              <w:rPr>
+                <w:rFonts w:ascii="微软雅黑" w:hAnsi="微软雅黑" w:eastAsia="微软雅黑"/>
+                <w:b w:val="0"/>
+                <w:color w:val="333333"/>
+                <w:sz w:val="16"/>
+              </w:rPr>
+              <w:t>45%</w:t>
             </w:r>
           </w:p>
         </w:tc>
@@ -883,13 +981,19 @@
         </w:trPr>
         <w:tc>
           <w:tcPr>
-            <w:tcW w:type="dxa" w:w="4762"/>
+            <w:tcW w:type="dxa" w:w="2835"/>
             <w:shd w:val="clear" w:color="auto" w:fill="F5F7FA"/>
+            <w:tcMar>
+              <w:top w:w="24" w:type="dxa"/>
+              <w:left w:w="50" w:type="dxa"/>
+              <w:bottom w:w="24" w:type="dxa"/>
+              <w:right w:w="50" w:type="dxa"/>
+            </w:tcMar>
             <w:vAlign w:val="center"/>
           </w:tcPr>
           <w:p>
             <w:pPr>
-              <w:spacing w:before="80" w:after="80" w:line="276" w:lineRule="auto"/>
+              <w:spacing w:before="0" w:after="0" w:line="259" w:lineRule="auto"/>
               <w:jc w:val="left"/>
             </w:pPr>
             <w:r/>
@@ -898,30 +1002,36 @@
                 <w:rFonts w:ascii="微软雅黑" w:hAnsi="微软雅黑" w:eastAsia="微软雅黑"/>
                 <w:b/>
                 <w:color w:val="333333"/>
-                <w:sz w:val="20"/>
+                <w:sz w:val="16"/>
               </w:rPr>
-              <w:t>贵方独立带来的报名</w:t>
+              <w:t>贵方独立报名</w:t>
             </w:r>
           </w:p>
         </w:tc>
         <w:tc>
           <w:tcPr>
-            <w:tcW w:type="dxa" w:w="2268"/>
+            <w:tcW w:type="dxa" w:w="1786"/>
             <w:shd w:val="clear" w:color="auto" w:fill="F5F7FA"/>
+            <w:tcMar>
+              <w:top w:w="24" w:type="dxa"/>
+              <w:left w:w="50" w:type="dxa"/>
+              <w:bottom w:w="24" w:type="dxa"/>
+              <w:right w:w="50" w:type="dxa"/>
+            </w:tcMar>
             <w:vAlign w:val="center"/>
           </w:tcPr>
           <w:p>
             <w:pPr>
-              <w:spacing w:before="80" w:after="80" w:line="276" w:lineRule="auto"/>
+              <w:spacing w:before="0" w:after="0" w:line="259" w:lineRule="auto"/>
               <w:jc w:val="center"/>
             </w:pPr>
             <w:r/>
             <w:r>
               <w:rPr>
                 <w:rFonts w:ascii="微软雅黑" w:hAnsi="微软雅黑" w:eastAsia="微软雅黑"/>
-                <w:b/>
+                <w:b w:val="0"/>
                 <w:color w:val="1A3A5C"/>
-                <w:sz w:val="20"/>
+                <w:sz w:val="16"/>
               </w:rPr>
               <w:t>30%</w:t>
             </w:r>
@@ -929,13 +1039,19 @@
         </w:tc>
         <w:tc>
           <w:tcPr>
-            <w:tcW w:type="dxa" w:w="2268"/>
+            <w:tcW w:type="dxa" w:w="1786"/>
             <w:shd w:val="clear" w:color="auto" w:fill="F5F7FA"/>
+            <w:tcMar>
+              <w:top w:w="24" w:type="dxa"/>
+              <w:left w:w="50" w:type="dxa"/>
+              <w:bottom w:w="24" w:type="dxa"/>
+              <w:right w:w="50" w:type="dxa"/>
+            </w:tcMar>
             <w:vAlign w:val="center"/>
           </w:tcPr>
           <w:p>
             <w:pPr>
-              <w:spacing w:before="80" w:after="80" w:line="276" w:lineRule="auto"/>
+              <w:spacing w:before="0" w:after="0" w:line="259" w:lineRule="auto"/>
               <w:jc w:val="center"/>
             </w:pPr>
             <w:r/>
@@ -944,9 +1060,67 @@
                 <w:rFonts w:ascii="微软雅黑" w:hAnsi="微软雅黑" w:eastAsia="微软雅黑"/>
                 <w:b w:val="0"/>
                 <w:color w:val="333333"/>
-                <w:sz w:val="20"/>
+                <w:sz w:val="16"/>
               </w:rPr>
               <w:t>70%</w:t>
+            </w:r>
+          </w:p>
+        </w:tc>
+        <w:tc>
+          <w:tcPr>
+            <w:tcW w:type="dxa" w:w="1786"/>
+            <w:shd w:val="clear" w:color="auto" w:fill="F5F7FA"/>
+            <w:tcMar>
+              <w:top w:w="24" w:type="dxa"/>
+              <w:left w:w="50" w:type="dxa"/>
+              <w:bottom w:w="24" w:type="dxa"/>
+              <w:right w:w="50" w:type="dxa"/>
+            </w:tcMar>
+            <w:vAlign w:val="center"/>
+          </w:tcPr>
+          <w:p>
+            <w:pPr>
+              <w:spacing w:before="0" w:after="0" w:line="259" w:lineRule="auto"/>
+              <w:jc w:val="center"/>
+            </w:pPr>
+            <w:r/>
+            <w:r>
+              <w:rPr>
+                <w:rFonts w:ascii="微软雅黑" w:hAnsi="微软雅黑" w:eastAsia="微软雅黑"/>
+                <w:b w:val="0"/>
+                <w:color w:val="333333"/>
+                <w:sz w:val="16"/>
+              </w:rPr>
+              <w:t>40%</w:t>
+            </w:r>
+          </w:p>
+        </w:tc>
+        <w:tc>
+          <w:tcPr>
+            <w:tcW w:type="dxa" w:w="1786"/>
+            <w:shd w:val="clear" w:color="auto" w:fill="F5F7FA"/>
+            <w:tcMar>
+              <w:top w:w="24" w:type="dxa"/>
+              <w:left w:w="50" w:type="dxa"/>
+              <w:bottom w:w="24" w:type="dxa"/>
+              <w:right w:w="50" w:type="dxa"/>
+            </w:tcMar>
+            <w:vAlign w:val="center"/>
+          </w:tcPr>
+          <w:p>
+            <w:pPr>
+              <w:spacing w:before="0" w:after="0" w:line="259" w:lineRule="auto"/>
+              <w:jc w:val="center"/>
+            </w:pPr>
+            <w:r/>
+            <w:r>
+              <w:rPr>
+                <w:rFonts w:ascii="微软雅黑" w:hAnsi="微软雅黑" w:eastAsia="微软雅黑"/>
+                <w:b w:val="0"/>
+                <w:color w:val="333333"/>
+                <w:sz w:val="16"/>
+              </w:rPr>
+              <w:t>60%</w:t>
             </w:r>
           </w:p>
         </w:tc>
@@ -957,13 +1131,19 @@
         </w:trPr>
         <w:tc>
           <w:tcPr>
-            <w:tcW w:type="dxa" w:w="4762"/>
+            <w:tcW w:type="dxa" w:w="2835"/>
             <w:shd w:val="clear" w:color="auto" w:fill="FFFFFF"/>
+            <w:tcMar>
+              <w:top w:w="24" w:type="dxa"/>
+              <w:left w:w="50" w:type="dxa"/>
+              <w:bottom w:w="24" w:type="dxa"/>
+              <w:right w:w="50" w:type="dxa"/>
+            </w:tcMar>
             <w:vAlign w:val="center"/>
           </w:tcPr>
           <w:p>
             <w:pPr>
-              <w:spacing w:before="80" w:after="80" w:line="276" w:lineRule="auto"/>
+              <w:spacing w:before="0" w:after="0" w:line="259" w:lineRule="auto"/>
               <w:jc w:val="left"/>
             </w:pPr>
             <w:r/>
@@ -972,7 +1152,7 @@
                 <w:rFonts w:ascii="微软雅黑" w:hAnsi="微软雅黑" w:eastAsia="微软雅黑"/>
                 <w:b/>
                 <w:color w:val="333333"/>
-                <w:sz w:val="20"/>
+                <w:sz w:val="16"/>
               </w:rPr>
               <w:t>双方共同渠道</w:t>
             </w:r>
@@ -980,22 +1160,28 @@
         </w:tc>
         <w:tc>
           <w:tcPr>
-            <w:tcW w:type="dxa" w:w="2268"/>
+            <w:tcW w:type="dxa" w:w="1786"/>
             <w:shd w:val="clear" w:color="auto" w:fill="FFFFFF"/>
+            <w:tcMar>
+              <w:top w:w="24" w:type="dxa"/>
+              <w:left w:w="50" w:type="dxa"/>
+              <w:bottom w:w="24" w:type="dxa"/>
+              <w:right w:w="50" w:type="dxa"/>
+            </w:tcMar>
             <w:vAlign w:val="center"/>
           </w:tcPr>
           <w:p>
             <w:pPr>
-              <w:spacing w:before="80" w:after="80" w:line="276" w:lineRule="auto"/>
+              <w:spacing w:before="0" w:after="0" w:line="259" w:lineRule="auto"/>
               <w:jc w:val="center"/>
             </w:pPr>
             <w:r/>
             <w:r>
               <w:rPr>
                 <w:rFonts w:ascii="微软雅黑" w:hAnsi="微软雅黑" w:eastAsia="微软雅黑"/>
-                <w:b/>
+                <w:b w:val="0"/>
                 <w:color w:val="1A3A5C"/>
-                <w:sz w:val="20"/>
+                <w:sz w:val="16"/>
               </w:rPr>
               <w:t>50%</w:t>
             </w:r>
@@ -1003,13 +1189,19 @@
         </w:tc>
         <w:tc>
           <w:tcPr>
-            <w:tcW w:type="dxa" w:w="2268"/>
+            <w:tcW w:type="dxa" w:w="1786"/>
             <w:shd w:val="clear" w:color="auto" w:fill="FFFFFF"/>
+            <w:tcMar>
+              <w:top w:w="24" w:type="dxa"/>
+              <w:left w:w="50" w:type="dxa"/>
+              <w:bottom w:w="24" w:type="dxa"/>
+              <w:right w:w="50" w:type="dxa"/>
+            </w:tcMar>
             <w:vAlign w:val="center"/>
           </w:tcPr>
           <w:p>
             <w:pPr>
-              <w:spacing w:before="80" w:after="80" w:line="276" w:lineRule="auto"/>
+              <w:spacing w:before="0" w:after="0" w:line="259" w:lineRule="auto"/>
               <w:jc w:val="center"/>
             </w:pPr>
             <w:r/>
@@ -1018,7 +1210,65 @@
                 <w:rFonts w:ascii="微软雅黑" w:hAnsi="微软雅黑" w:eastAsia="微软雅黑"/>
                 <w:b w:val="0"/>
                 <w:color w:val="333333"/>
-                <w:sz w:val="20"/>
+                <w:sz w:val="16"/>
+              </w:rPr>
+              <w:t>50%</w:t>
+            </w:r>
+          </w:p>
+        </w:tc>
+        <w:tc>
+          <w:tcPr>
+            <w:tcW w:type="dxa" w:w="1786"/>
+            <w:shd w:val="clear" w:color="auto" w:fill="FFFFFF"/>
+            <w:tcMar>
+              <w:top w:w="24" w:type="dxa"/>
+              <w:left w:w="50" w:type="dxa"/>
+              <w:bottom w:w="24" w:type="dxa"/>
+              <w:right w:w="50" w:type="dxa"/>
+            </w:tcMar>
+            <w:vAlign w:val="center"/>
+          </w:tcPr>
+          <w:p>
+            <w:pPr>
+              <w:spacing w:before="0" w:after="0" w:line="259" w:lineRule="auto"/>
+              <w:jc w:val="center"/>
+            </w:pPr>
+            <w:r/>
+            <w:r>
+              <w:rPr>
+                <w:rFonts w:ascii="微软雅黑" w:hAnsi="微软雅黑" w:eastAsia="微软雅黑"/>
+                <w:b w:val="0"/>
+                <w:color w:val="333333"/>
+                <w:sz w:val="16"/>
+              </w:rPr>
+              <w:t>50%</w:t>
+            </w:r>
+          </w:p>
+        </w:tc>
+        <w:tc>
+          <w:tcPr>
+            <w:tcW w:type="dxa" w:w="1786"/>
+            <w:shd w:val="clear" w:color="auto" w:fill="FFFFFF"/>
+            <w:tcMar>
+              <w:top w:w="24" w:type="dxa"/>
+              <w:left w:w="50" w:type="dxa"/>
+              <w:bottom w:w="24" w:type="dxa"/>
+              <w:right w:w="50" w:type="dxa"/>
+            </w:tcMar>
+            <w:vAlign w:val="center"/>
+          </w:tcPr>
+          <w:p>
+            <w:pPr>
+              <w:spacing w:before="0" w:after="0" w:line="259" w:lineRule="auto"/>
+              <w:jc w:val="center"/>
+            </w:pPr>
+            <w:r/>
+            <w:r>
+              <w:rPr>
+                <w:rFonts w:ascii="微软雅黑" w:hAnsi="微软雅黑" w:eastAsia="微软雅黑"/>
+                <w:b w:val="0"/>
+                <w:color w:val="333333"/>
+                <w:sz w:val="16"/>
               </w:rPr>
               <w:t>50%</w:t>
             </w:r>
@@ -1031,13 +1281,19 @@
         </w:trPr>
         <w:tc>
           <w:tcPr>
-            <w:tcW w:type="dxa" w:w="4762"/>
+            <w:tcW w:type="dxa" w:w="2835"/>
             <w:shd w:val="clear" w:color="auto" w:fill="F5F7FA"/>
+            <w:tcMar>
+              <w:top w:w="24" w:type="dxa"/>
+              <w:left w:w="50" w:type="dxa"/>
+              <w:bottom w:w="24" w:type="dxa"/>
+              <w:right w:w="50" w:type="dxa"/>
+            </w:tcMar>
             <w:vAlign w:val="center"/>
           </w:tcPr>
           <w:p>
             <w:pPr>
-              <w:spacing w:before="80" w:after="80" w:line="276" w:lineRule="auto"/>
+              <w:spacing w:before="0" w:after="0" w:line="259" w:lineRule="auto"/>
               <w:jc w:val="left"/>
             </w:pPr>
             <w:r/>
@@ -1046,30 +1302,36 @@
                 <w:rFonts w:ascii="微软雅黑" w:hAnsi="微软雅黑" w:eastAsia="微软雅黑"/>
                 <w:b/>
                 <w:color w:val="333333"/>
-                <w:sz w:val="20"/>
+                <w:sz w:val="16"/>
               </w:rPr>
-              <w:t>我方引入的赞助</w:t>
+              <w:t>我方引入赞助</w:t>
             </w:r>
           </w:p>
         </w:tc>
         <w:tc>
           <w:tcPr>
-            <w:tcW w:type="dxa" w:w="2268"/>
+            <w:tcW w:type="dxa" w:w="1786"/>
             <w:shd w:val="clear" w:color="auto" w:fill="F5F7FA"/>
+            <w:tcMar>
+              <w:top w:w="24" w:type="dxa"/>
+              <w:left w:w="50" w:type="dxa"/>
+              <w:bottom w:w="24" w:type="dxa"/>
+              <w:right w:w="50" w:type="dxa"/>
+            </w:tcMar>
             <w:vAlign w:val="center"/>
           </w:tcPr>
           <w:p>
             <w:pPr>
-              <w:spacing w:before="80" w:after="80" w:line="276" w:lineRule="auto"/>
+              <w:spacing w:before="0" w:after="0" w:line="259" w:lineRule="auto"/>
               <w:jc w:val="center"/>
             </w:pPr>
             <w:r/>
             <w:r>
               <w:rPr>
                 <w:rFonts w:ascii="微软雅黑" w:hAnsi="微软雅黑" w:eastAsia="微软雅黑"/>
-                <w:b/>
+                <w:b w:val="0"/>
                 <w:color w:val="1A3A5C"/>
-                <w:sz w:val="20"/>
+                <w:sz w:val="16"/>
               </w:rPr>
               <w:t>70%</w:t>
             </w:r>
@@ -1077,13 +1339,19 @@
         </w:tc>
         <w:tc>
           <w:tcPr>
-            <w:tcW w:type="dxa" w:w="2268"/>
+            <w:tcW w:type="dxa" w:w="1786"/>
             <w:shd w:val="clear" w:color="auto" w:fill="F5F7FA"/>
+            <w:tcMar>
+              <w:top w:w="24" w:type="dxa"/>
+              <w:left w:w="50" w:type="dxa"/>
+              <w:bottom w:w="24" w:type="dxa"/>
+              <w:right w:w="50" w:type="dxa"/>
+            </w:tcMar>
             <w:vAlign w:val="center"/>
           </w:tcPr>
           <w:p>
             <w:pPr>
-              <w:spacing w:before="80" w:after="80" w:line="276" w:lineRule="auto"/>
+              <w:spacing w:before="0" w:after="0" w:line="259" w:lineRule="auto"/>
               <w:jc w:val="center"/>
             </w:pPr>
             <w:r/>
@@ -1092,7 +1360,65 @@
                 <w:rFonts w:ascii="微软雅黑" w:hAnsi="微软雅黑" w:eastAsia="微软雅黑"/>
                 <w:b w:val="0"/>
                 <w:color w:val="333333"/>
-                <w:sz w:val="20"/>
+                <w:sz w:val="16"/>
+              </w:rPr>
+              <w:t>30%</w:t>
+            </w:r>
+          </w:p>
+        </w:tc>
+        <w:tc>
+          <w:tcPr>
+            <w:tcW w:type="dxa" w:w="1786"/>
+            <w:shd w:val="clear" w:color="auto" w:fill="F5F7FA"/>
+            <w:tcMar>
+              <w:top w:w="24" w:type="dxa"/>
+              <w:left w:w="50" w:type="dxa"/>
+              <w:bottom w:w="24" w:type="dxa"/>
+              <w:right w:w="50" w:type="dxa"/>
+            </w:tcMar>
+            <w:vAlign w:val="center"/>
+          </w:tcPr>
+          <w:p>
+            <w:pPr>
+              <w:spacing w:before="0" w:after="0" w:line="259" w:lineRule="auto"/>
+              <w:jc w:val="center"/>
+            </w:pPr>
+            <w:r/>
+            <w:r>
+              <w:rPr>
+                <w:rFonts w:ascii="微软雅黑" w:hAnsi="微软雅黑" w:eastAsia="微软雅黑"/>
+                <w:b w:val="0"/>
+                <w:color w:val="333333"/>
+                <w:sz w:val="16"/>
+              </w:rPr>
+              <w:t>70%</w:t>
+            </w:r>
+          </w:p>
+        </w:tc>
+        <w:tc>
+          <w:tcPr>
+            <w:tcW w:type="dxa" w:w="1786"/>
+            <w:shd w:val="clear" w:color="auto" w:fill="F5F7FA"/>
+            <w:tcMar>
+              <w:top w:w="24" w:type="dxa"/>
+              <w:left w:w="50" w:type="dxa"/>
+              <w:bottom w:w="24" w:type="dxa"/>
+              <w:right w:w="50" w:type="dxa"/>
+            </w:tcMar>
+            <w:vAlign w:val="center"/>
+          </w:tcPr>
+          <w:p>
+            <w:pPr>
+              <w:spacing w:before="0" w:after="0" w:line="259" w:lineRule="auto"/>
+              <w:jc w:val="center"/>
+            </w:pPr>
+            <w:r/>
+            <w:r>
+              <w:rPr>
+                <w:rFonts w:ascii="微软雅黑" w:hAnsi="微软雅黑" w:eastAsia="微软雅黑"/>
+                <w:b w:val="0"/>
+                <w:color w:val="333333"/>
+                <w:sz w:val="16"/>
               </w:rPr>
               <w:t>30%</w:t>
             </w:r>
@@ -1105,13 +1431,19 @@
         </w:trPr>
         <w:tc>
           <w:tcPr>
-            <w:tcW w:type="dxa" w:w="4762"/>
+            <w:tcW w:type="dxa" w:w="2835"/>
             <w:shd w:val="clear" w:color="auto" w:fill="FFFFFF"/>
+            <w:tcMar>
+              <w:top w:w="24" w:type="dxa"/>
+              <w:left w:w="50" w:type="dxa"/>
+              <w:bottom w:w="24" w:type="dxa"/>
+              <w:right w:w="50" w:type="dxa"/>
+            </w:tcMar>
             <w:vAlign w:val="center"/>
           </w:tcPr>
           <w:p>
             <w:pPr>
-              <w:spacing w:before="80" w:after="80" w:line="276" w:lineRule="auto"/>
+              <w:spacing w:before="0" w:after="0" w:line="259" w:lineRule="auto"/>
               <w:jc w:val="left"/>
             </w:pPr>
             <w:r/>
@@ -1120,30 +1452,36 @@
                 <w:rFonts w:ascii="微软雅黑" w:hAnsi="微软雅黑" w:eastAsia="微软雅黑"/>
                 <w:b/>
                 <w:color w:val="333333"/>
-                <w:sz w:val="20"/>
+                <w:sz w:val="16"/>
               </w:rPr>
-              <w:t>贵方引入的赞助</w:t>
+              <w:t>贵方引入赞助</w:t>
             </w:r>
           </w:p>
         </w:tc>
         <w:tc>
           <w:tcPr>
-            <w:tcW w:type="dxa" w:w="2268"/>
+            <w:tcW w:type="dxa" w:w="1786"/>
             <w:shd w:val="clear" w:color="auto" w:fill="FFFFFF"/>
+            <w:tcMar>
+              <w:top w:w="24" w:type="dxa"/>
+              <w:left w:w="50" w:type="dxa"/>
+              <w:bottom w:w="24" w:type="dxa"/>
+              <w:right w:w="50" w:type="dxa"/>
+            </w:tcMar>
             <w:vAlign w:val="center"/>
           </w:tcPr>
           <w:p>
             <w:pPr>
-              <w:spacing w:before="80" w:after="80" w:line="276" w:lineRule="auto"/>
+              <w:spacing w:before="0" w:after="0" w:line="259" w:lineRule="auto"/>
               <w:jc w:val="center"/>
             </w:pPr>
             <w:r/>
             <w:r>
               <w:rPr>
                 <w:rFonts w:ascii="微软雅黑" w:hAnsi="微软雅黑" w:eastAsia="微软雅黑"/>
-                <w:b/>
+                <w:b w:val="0"/>
                 <w:color w:val="1A3A5C"/>
-                <w:sz w:val="20"/>
+                <w:sz w:val="16"/>
               </w:rPr>
               <w:t>30%</w:t>
             </w:r>
@@ -1151,13 +1489,19 @@
         </w:tc>
         <w:tc>
           <w:tcPr>
-            <w:tcW w:type="dxa" w:w="2268"/>
+            <w:tcW w:type="dxa" w:w="1786"/>
             <w:shd w:val="clear" w:color="auto" w:fill="FFFFFF"/>
+            <w:tcMar>
+              <w:top w:w="24" w:type="dxa"/>
+              <w:left w:w="50" w:type="dxa"/>
+              <w:bottom w:w="24" w:type="dxa"/>
+              <w:right w:w="50" w:type="dxa"/>
+            </w:tcMar>
             <w:vAlign w:val="center"/>
           </w:tcPr>
           <w:p>
             <w:pPr>
-              <w:spacing w:before="80" w:after="80" w:line="276" w:lineRule="auto"/>
+              <w:spacing w:before="0" w:after="0" w:line="259" w:lineRule="auto"/>
               <w:jc w:val="center"/>
             </w:pPr>
             <w:r/>
@@ -1166,7 +1510,65 @@
                 <w:rFonts w:ascii="微软雅黑" w:hAnsi="微软雅黑" w:eastAsia="微软雅黑"/>
                 <w:b w:val="0"/>
                 <w:color w:val="333333"/>
-                <w:sz w:val="20"/>
+                <w:sz w:val="16"/>
+              </w:rPr>
+              <w:t>70%</w:t>
+            </w:r>
+          </w:p>
+        </w:tc>
+        <w:tc>
+          <w:tcPr>
+            <w:tcW w:type="dxa" w:w="1786"/>
+            <w:shd w:val="clear" w:color="auto" w:fill="FFFFFF"/>
+            <w:tcMar>
+              <w:top w:w="24" w:type="dxa"/>
+              <w:left w:w="50" w:type="dxa"/>
+              <w:bottom w:w="24" w:type="dxa"/>
+              <w:right w:w="50" w:type="dxa"/>
+            </w:tcMar>
+            <w:vAlign w:val="center"/>
+          </w:tcPr>
+          <w:p>
+            <w:pPr>
+              <w:spacing w:before="0" w:after="0" w:line="259" w:lineRule="auto"/>
+              <w:jc w:val="center"/>
+            </w:pPr>
+            <w:r/>
+            <w:r>
+              <w:rPr>
+                <w:rFonts w:ascii="微软雅黑" w:hAnsi="微软雅黑" w:eastAsia="微软雅黑"/>
+                <w:b w:val="0"/>
+                <w:color w:val="333333"/>
+                <w:sz w:val="16"/>
+              </w:rPr>
+              <w:t>30%</w:t>
+            </w:r>
+          </w:p>
+        </w:tc>
+        <w:tc>
+          <w:tcPr>
+            <w:tcW w:type="dxa" w:w="1786"/>
+            <w:shd w:val="clear" w:color="auto" w:fill="FFFFFF"/>
+            <w:tcMar>
+              <w:top w:w="24" w:type="dxa"/>
+              <w:left w:w="50" w:type="dxa"/>
+              <w:bottom w:w="24" w:type="dxa"/>
+              <w:right w:w="50" w:type="dxa"/>
+            </w:tcMar>
+            <w:vAlign w:val="center"/>
+          </w:tcPr>
+          <w:p>
+            <w:pPr>
+              <w:spacing w:before="0" w:after="0" w:line="259" w:lineRule="auto"/>
+              <w:jc w:val="center"/>
+            </w:pPr>
+            <w:r/>
+            <w:r>
+              <w:rPr>
+                <w:rFonts w:ascii="微软雅黑" w:hAnsi="微软雅黑" w:eastAsia="微软雅黑"/>
+                <w:b w:val="0"/>
+                <w:color w:val="333333"/>
+                <w:sz w:val="16"/>
               </w:rPr>
               <w:t>70%</w:t>
             </w:r>
@@ -1174,74 +1576,93 @@
         </w:tc>
       </w:tr>
     </w:tbl>
+    <w:tbl>
+      <w:tblPr>
+        <w:tblW w:type="dxa" w:w="10489"/>
+        <w:tblLayout w:type="fixed"/>
+        <w:tblLook w:firstColumn="1" w:firstRow="1" w:lastColumn="0" w:lastRow="0" w:noHBand="0" w:noVBand="1" w:val="04A0"/>
+      </w:tblPr>
+      <w:tblGrid>
+        <w:gridCol w:w="10488"/>
+      </w:tblGrid>
+      <w:tr>
+        <w:tc>
+          <w:tcPr>
+            <w:tcW w:type="dxa" w:w="10489"/>
+            <w:shd w:val="clear" w:color="auto" w:fill="F8EEEE"/>
+            <w:tcBorders>
+              <w:top w:val="single" w:sz="6" w:color="8B1E1E" w:space="0"/>
+              <w:left w:val="single" w:sz="16" w:color="8B1E1E" w:space="0"/>
+              <w:bottom w:val="single" w:sz="6" w:color="8B1E1E" w:space="0"/>
+              <w:right w:val="single" w:sz="6" w:color="8B1E1E" w:space="0"/>
+            </w:tcBorders>
+            <w:tcMar>
+              <w:top w:w="40" w:type="dxa"/>
+              <w:left w:w="80" w:type="dxa"/>
+              <w:bottom w:w="36" w:type="dxa"/>
+              <w:right w:w="80" w:type="dxa"/>
+            </w:tcMar>
+            <w:vAlign w:val="center"/>
+          </w:tcPr>
+          <w:p>
+            <w:pPr>
+              <w:spacing w:before="0" w:after="0" w:line="259" w:lineRule="auto"/>
+            </w:pPr>
+            <w:r/>
+            <w:r>
+              <w:rPr>
+                <w:rFonts w:ascii="微软雅黑" w:hAnsi="微软雅黑" w:eastAsia="微软雅黑"/>
+                <w:b w:val="0"/>
+                <w:color w:val="333333"/>
+                <w:sz w:val="17"/>
+              </w:rPr>
+              <w:t>我方不能接受：我方客户 55% : 45%，同时贵方客户仍为 70% : 30%。分成微调的前提是标准票维持 499 元、官方群由我方任群主；否则按方案 A 执行。</w:t>
+            </w:r>
+          </w:p>
+        </w:tc>
+      </w:tr>
+    </w:tbl>
     <w:p>
       <w:pPr>
-        <w:spacing w:before="0" w:after="160" w:line="324" w:lineRule="auto"/>
-      </w:pPr>
-      <w:r>
-        <w:rPr>
-          <w:rFonts w:ascii="微软雅黑" w:hAnsi="微软雅黑" w:eastAsia="微软雅黑"/>
-          <w:b w:val="0"/>
-          <w:color w:val="333333"/>
-          <w:sz w:val="12"/>
-        </w:rPr>
-      </w:r>
-    </w:p>
-    <w:p>
-      <w:pPr>
-        <w:spacing w:before="240" w:after="120" w:line="324" w:lineRule="auto"/>
+        <w:spacing w:before="140" w:after="60" w:line="240" w:lineRule="auto"/>
       </w:pPr>
       <w:r>
         <w:rPr>
           <w:rFonts w:ascii="微软雅黑" w:hAnsi="微软雅黑" w:eastAsia="微软雅黑"/>
           <w:b/>
           <w:color w:val="1A3A5C"/>
-          <w:sz w:val="26"/>
-        </w:rPr>
-        <w:t>方案 B：对等微调</w:t>
-      </w:r>
-    </w:p>
-    <w:p>
-      <w:pPr>
-        <w:spacing w:before="0" w:after="160" w:line="324" w:lineRule="auto"/>
-        <w:ind w:firstLine="420"/>
-      </w:pPr>
-      <w:r>
-        <w:rPr>
-          <w:rFonts w:ascii="微软雅黑" w:hAnsi="微软雅黑" w:eastAsia="微软雅黑"/>
-          <w:b w:val="0"/>
-          <w:color w:val="333333"/>
           <w:sz w:val="22"/>
         </w:rPr>
-        <w:t>若我方客户从 60% 下调至 55%，则贵方客户须同步从 70% : 30% 调整为 60% : 40%。</w:t>
+        <w:t>三、官方社群：我方任群主，贵方任管理员</w:t>
       </w:r>
     </w:p>
     <w:tbl>
       <w:tblPr>
         <w:tblStyle w:val="TableGrid"/>
-        <w:tblW w:type="dxa" w:w="9298"/>
-        <w:jc w:val="center"/>
+        <w:tblW w:type="dxa" w:w="10489"/>
         <w:tblLayout w:type="fixed"/>
         <w:tblLook w:firstColumn="1" w:firstRow="1" w:lastColumn="0" w:lastRow="0" w:noHBand="0" w:noVBand="1" w:val="04A0"/>
       </w:tblPr>
       <w:tblGrid>
-        <w:gridCol w:w="3099"/>
-        <w:gridCol w:w="3099"/>
-        <w:gridCol w:w="3099"/>
+        <w:gridCol w:w="5244"/>
+        <w:gridCol w:w="5244"/>
       </w:tblGrid>
       <w:tr>
-        <w:trPr>
-          <w:cantSplit/>
-        </w:trPr>
         <w:tc>
           <w:tcPr>
-            <w:tcW w:type="dxa" w:w="4762"/>
-            <w:shd w:val="clear" w:color="auto" w:fill="3D5A40"/>
+            <w:tcW w:type="dxa" w:w="2041"/>
+            <w:shd w:val="clear" w:color="auto" w:fill="1A3A5C"/>
+            <w:tcMar>
+              <w:top w:w="28" w:type="dxa"/>
+              <w:left w:w="50" w:type="dxa"/>
+              <w:bottom w:w="28" w:type="dxa"/>
+              <w:right w:w="50" w:type="dxa"/>
+            </w:tcMar>
             <w:vAlign w:val="center"/>
           </w:tcPr>
           <w:p>
             <w:pPr>
-              <w:spacing w:before="80" w:after="80" w:line="276" w:lineRule="auto"/>
+              <w:spacing w:before="0" w:after="0" w:line="259" w:lineRule="auto"/>
               <w:jc w:val="center"/>
             </w:pPr>
             <w:r/>
@@ -1250,21 +1671,27 @@
                 <w:rFonts w:ascii="微软雅黑" w:hAnsi="微软雅黑" w:eastAsia="微软雅黑"/>
                 <w:b/>
                 <w:color w:val="FFFFFF"/>
-                <w:sz w:val="20"/>
+                <w:sz w:val="16"/>
               </w:rPr>
-              <w:t>收入来源</w:t>
+              <w:t>事项</w:t>
             </w:r>
           </w:p>
         </w:tc>
         <w:tc>
           <w:tcPr>
-            <w:tcW w:type="dxa" w:w="2268"/>
-            <w:shd w:val="clear" w:color="auto" w:fill="3D5A40"/>
+            <w:tcW w:type="dxa" w:w="8448"/>
+            <w:shd w:val="clear" w:color="auto" w:fill="1A3A5C"/>
+            <w:tcMar>
+              <w:top w:w="28" w:type="dxa"/>
+              <w:left w:w="50" w:type="dxa"/>
+              <w:bottom w:w="28" w:type="dxa"/>
+              <w:right w:w="50" w:type="dxa"/>
+            </w:tcMar>
             <w:vAlign w:val="center"/>
           </w:tcPr>
           <w:p>
             <w:pPr>
-              <w:spacing w:before="80" w:after="80" w:line="276" w:lineRule="auto"/>
+              <w:spacing w:before="0" w:after="0" w:line="259" w:lineRule="auto"/>
               <w:jc w:val="center"/>
             </w:pPr>
             <w:r/>
@@ -1273,589 +1700,7 @@
                 <w:rFonts w:ascii="微软雅黑" w:hAnsi="微软雅黑" w:eastAsia="微软雅黑"/>
                 <w:b/>
                 <w:color w:val="FFFFFF"/>
-                <w:sz w:val="20"/>
-              </w:rPr>
-              <w:t>我方</w:t>
-            </w:r>
-          </w:p>
-        </w:tc>
-        <w:tc>
-          <w:tcPr>
-            <w:tcW w:type="dxa" w:w="2268"/>
-            <w:shd w:val="clear" w:color="auto" w:fill="3D5A40"/>
-            <w:vAlign w:val="center"/>
-          </w:tcPr>
-          <w:p>
-            <w:pPr>
-              <w:spacing w:before="80" w:after="80" w:line="276" w:lineRule="auto"/>
-              <w:jc w:val="center"/>
-            </w:pPr>
-            <w:r/>
-            <w:r>
-              <w:rPr>
-                <w:rFonts w:ascii="微软雅黑" w:hAnsi="微软雅黑" w:eastAsia="微软雅黑"/>
-                <w:b/>
-                <w:color w:val="FFFFFF"/>
-                <w:sz w:val="20"/>
-              </w:rPr>
-              <w:t>贵方</w:t>
-            </w:r>
-          </w:p>
-        </w:tc>
-      </w:tr>
-      <w:tr>
-        <w:trPr>
-          <w:cantSplit/>
-        </w:trPr>
-        <w:tc>
-          <w:tcPr>
-            <w:tcW w:type="dxa" w:w="4762"/>
-            <w:shd w:val="clear" w:color="auto" w:fill="FFFFFF"/>
-            <w:vAlign w:val="center"/>
-          </w:tcPr>
-          <w:p>
-            <w:pPr>
-              <w:spacing w:before="80" w:after="80" w:line="276" w:lineRule="auto"/>
-              <w:jc w:val="left"/>
-            </w:pPr>
-            <w:r/>
-            <w:r>
-              <w:rPr>
-                <w:rFonts w:ascii="微软雅黑" w:hAnsi="微软雅黑" w:eastAsia="微软雅黑"/>
-                <w:b/>
-                <w:color w:val="333333"/>
-                <w:sz w:val="20"/>
-              </w:rPr>
-              <w:t>我方独立带来的报名 / 企业客户</w:t>
-            </w:r>
-          </w:p>
-        </w:tc>
-        <w:tc>
-          <w:tcPr>
-            <w:tcW w:type="dxa" w:w="2268"/>
-            <w:shd w:val="clear" w:color="auto" w:fill="FFFFFF"/>
-            <w:vAlign w:val="center"/>
-          </w:tcPr>
-          <w:p>
-            <w:pPr>
-              <w:spacing w:before="80" w:after="80" w:line="276" w:lineRule="auto"/>
-              <w:jc w:val="center"/>
-            </w:pPr>
-            <w:r/>
-            <w:r>
-              <w:rPr>
-                <w:rFonts w:ascii="微软雅黑" w:hAnsi="微软雅黑" w:eastAsia="微软雅黑"/>
-                <w:b/>
-                <w:color w:val="1A3A5C"/>
-                <w:sz w:val="20"/>
-              </w:rPr>
-              <w:t>55%</w:t>
-            </w:r>
-          </w:p>
-        </w:tc>
-        <w:tc>
-          <w:tcPr>
-            <w:tcW w:type="dxa" w:w="2268"/>
-            <w:shd w:val="clear" w:color="auto" w:fill="FFFFFF"/>
-            <w:vAlign w:val="center"/>
-          </w:tcPr>
-          <w:p>
-            <w:pPr>
-              <w:spacing w:before="80" w:after="80" w:line="276" w:lineRule="auto"/>
-              <w:jc w:val="center"/>
-            </w:pPr>
-            <w:r/>
-            <w:r>
-              <w:rPr>
-                <w:rFonts w:ascii="微软雅黑" w:hAnsi="微软雅黑" w:eastAsia="微软雅黑"/>
-                <w:b w:val="0"/>
-                <w:color w:val="333333"/>
-                <w:sz w:val="20"/>
-              </w:rPr>
-              <w:t>45%</w:t>
-            </w:r>
-          </w:p>
-        </w:tc>
-      </w:tr>
-      <w:tr>
-        <w:trPr>
-          <w:cantSplit/>
-        </w:trPr>
-        <w:tc>
-          <w:tcPr>
-            <w:tcW w:type="dxa" w:w="4762"/>
-            <w:shd w:val="clear" w:color="auto" w:fill="F5F7FA"/>
-            <w:vAlign w:val="center"/>
-          </w:tcPr>
-          <w:p>
-            <w:pPr>
-              <w:spacing w:before="80" w:after="80" w:line="276" w:lineRule="auto"/>
-              <w:jc w:val="left"/>
-            </w:pPr>
-            <w:r/>
-            <w:r>
-              <w:rPr>
-                <w:rFonts w:ascii="微软雅黑" w:hAnsi="微软雅黑" w:eastAsia="微软雅黑"/>
-                <w:b/>
-                <w:color w:val="333333"/>
-                <w:sz w:val="20"/>
-              </w:rPr>
-              <w:t>贵方独立带来的报名</w:t>
-            </w:r>
-          </w:p>
-        </w:tc>
-        <w:tc>
-          <w:tcPr>
-            <w:tcW w:type="dxa" w:w="2268"/>
-            <w:shd w:val="clear" w:color="auto" w:fill="F5F7FA"/>
-            <w:vAlign w:val="center"/>
-          </w:tcPr>
-          <w:p>
-            <w:pPr>
-              <w:spacing w:before="80" w:after="80" w:line="276" w:lineRule="auto"/>
-              <w:jc w:val="center"/>
-            </w:pPr>
-            <w:r/>
-            <w:r>
-              <w:rPr>
-                <w:rFonts w:ascii="微软雅黑" w:hAnsi="微软雅黑" w:eastAsia="微软雅黑"/>
-                <w:b/>
-                <w:color w:val="1A3A5C"/>
-                <w:sz w:val="20"/>
-              </w:rPr>
-              <w:t>40%</w:t>
-            </w:r>
-          </w:p>
-        </w:tc>
-        <w:tc>
-          <w:tcPr>
-            <w:tcW w:type="dxa" w:w="2268"/>
-            <w:shd w:val="clear" w:color="auto" w:fill="F5F7FA"/>
-            <w:vAlign w:val="center"/>
-          </w:tcPr>
-          <w:p>
-            <w:pPr>
-              <w:spacing w:before="80" w:after="80" w:line="276" w:lineRule="auto"/>
-              <w:jc w:val="center"/>
-            </w:pPr>
-            <w:r/>
-            <w:r>
-              <w:rPr>
-                <w:rFonts w:ascii="微软雅黑" w:hAnsi="微软雅黑" w:eastAsia="微软雅黑"/>
-                <w:b w:val="0"/>
-                <w:color w:val="333333"/>
-                <w:sz w:val="20"/>
-              </w:rPr>
-              <w:t>60%</w:t>
-            </w:r>
-          </w:p>
-        </w:tc>
-      </w:tr>
-      <w:tr>
-        <w:trPr>
-          <w:cantSplit/>
-        </w:trPr>
-        <w:tc>
-          <w:tcPr>
-            <w:tcW w:type="dxa" w:w="4762"/>
-            <w:shd w:val="clear" w:color="auto" w:fill="FFFFFF"/>
-            <w:vAlign w:val="center"/>
-          </w:tcPr>
-          <w:p>
-            <w:pPr>
-              <w:spacing w:before="80" w:after="80" w:line="276" w:lineRule="auto"/>
-              <w:jc w:val="left"/>
-            </w:pPr>
-            <w:r/>
-            <w:r>
-              <w:rPr>
-                <w:rFonts w:ascii="微软雅黑" w:hAnsi="微软雅黑" w:eastAsia="微软雅黑"/>
-                <w:b/>
-                <w:color w:val="333333"/>
-                <w:sz w:val="20"/>
-              </w:rPr>
-              <w:t>双方共同渠道</w:t>
-            </w:r>
-          </w:p>
-        </w:tc>
-        <w:tc>
-          <w:tcPr>
-            <w:tcW w:type="dxa" w:w="2268"/>
-            <w:shd w:val="clear" w:color="auto" w:fill="FFFFFF"/>
-            <w:vAlign w:val="center"/>
-          </w:tcPr>
-          <w:p>
-            <w:pPr>
-              <w:spacing w:before="80" w:after="80" w:line="276" w:lineRule="auto"/>
-              <w:jc w:val="center"/>
-            </w:pPr>
-            <w:r/>
-            <w:r>
-              <w:rPr>
-                <w:rFonts w:ascii="微软雅黑" w:hAnsi="微软雅黑" w:eastAsia="微软雅黑"/>
-                <w:b/>
-                <w:color w:val="1A3A5C"/>
-                <w:sz w:val="20"/>
-              </w:rPr>
-              <w:t>50%</w:t>
-            </w:r>
-          </w:p>
-        </w:tc>
-        <w:tc>
-          <w:tcPr>
-            <w:tcW w:type="dxa" w:w="2268"/>
-            <w:shd w:val="clear" w:color="auto" w:fill="FFFFFF"/>
-            <w:vAlign w:val="center"/>
-          </w:tcPr>
-          <w:p>
-            <w:pPr>
-              <w:spacing w:before="80" w:after="80" w:line="276" w:lineRule="auto"/>
-              <w:jc w:val="center"/>
-            </w:pPr>
-            <w:r/>
-            <w:r>
-              <w:rPr>
-                <w:rFonts w:ascii="微软雅黑" w:hAnsi="微软雅黑" w:eastAsia="微软雅黑"/>
-                <w:b w:val="0"/>
-                <w:color w:val="333333"/>
-                <w:sz w:val="20"/>
-              </w:rPr>
-              <w:t>50%</w:t>
-            </w:r>
-          </w:p>
-        </w:tc>
-      </w:tr>
-      <w:tr>
-        <w:trPr>
-          <w:cantSplit/>
-        </w:trPr>
-        <w:tc>
-          <w:tcPr>
-            <w:tcW w:type="dxa" w:w="4762"/>
-            <w:shd w:val="clear" w:color="auto" w:fill="F5F7FA"/>
-            <w:vAlign w:val="center"/>
-          </w:tcPr>
-          <w:p>
-            <w:pPr>
-              <w:spacing w:before="80" w:after="80" w:line="276" w:lineRule="auto"/>
-              <w:jc w:val="left"/>
-            </w:pPr>
-            <w:r/>
-            <w:r>
-              <w:rPr>
-                <w:rFonts w:ascii="微软雅黑" w:hAnsi="微软雅黑" w:eastAsia="微软雅黑"/>
-                <w:b/>
-                <w:color w:val="333333"/>
-                <w:sz w:val="20"/>
-              </w:rPr>
-              <w:t>我方引入的赞助</w:t>
-            </w:r>
-          </w:p>
-        </w:tc>
-        <w:tc>
-          <w:tcPr>
-            <w:tcW w:type="dxa" w:w="2268"/>
-            <w:shd w:val="clear" w:color="auto" w:fill="F5F7FA"/>
-            <w:vAlign w:val="center"/>
-          </w:tcPr>
-          <w:p>
-            <w:pPr>
-              <w:spacing w:before="80" w:after="80" w:line="276" w:lineRule="auto"/>
-              <w:jc w:val="center"/>
-            </w:pPr>
-            <w:r/>
-            <w:r>
-              <w:rPr>
-                <w:rFonts w:ascii="微软雅黑" w:hAnsi="微软雅黑" w:eastAsia="微软雅黑"/>
-                <w:b/>
-                <w:color w:val="1A3A5C"/>
-                <w:sz w:val="20"/>
-              </w:rPr>
-              <w:t>70%</w:t>
-            </w:r>
-          </w:p>
-        </w:tc>
-        <w:tc>
-          <w:tcPr>
-            <w:tcW w:type="dxa" w:w="2268"/>
-            <w:shd w:val="clear" w:color="auto" w:fill="F5F7FA"/>
-            <w:vAlign w:val="center"/>
-          </w:tcPr>
-          <w:p>
-            <w:pPr>
-              <w:spacing w:before="80" w:after="80" w:line="276" w:lineRule="auto"/>
-              <w:jc w:val="center"/>
-            </w:pPr>
-            <w:r/>
-            <w:r>
-              <w:rPr>
-                <w:rFonts w:ascii="微软雅黑" w:hAnsi="微软雅黑" w:eastAsia="微软雅黑"/>
-                <w:b w:val="0"/>
-                <w:color w:val="333333"/>
-                <w:sz w:val="20"/>
-              </w:rPr>
-              <w:t>30%</w:t>
-            </w:r>
-          </w:p>
-        </w:tc>
-      </w:tr>
-      <w:tr>
-        <w:trPr>
-          <w:cantSplit/>
-        </w:trPr>
-        <w:tc>
-          <w:tcPr>
-            <w:tcW w:type="dxa" w:w="4762"/>
-            <w:shd w:val="clear" w:color="auto" w:fill="FFFFFF"/>
-            <w:vAlign w:val="center"/>
-          </w:tcPr>
-          <w:p>
-            <w:pPr>
-              <w:spacing w:before="80" w:after="80" w:line="276" w:lineRule="auto"/>
-              <w:jc w:val="left"/>
-            </w:pPr>
-            <w:r/>
-            <w:r>
-              <w:rPr>
-                <w:rFonts w:ascii="微软雅黑" w:hAnsi="微软雅黑" w:eastAsia="微软雅黑"/>
-                <w:b/>
-                <w:color w:val="333333"/>
-                <w:sz w:val="20"/>
-              </w:rPr>
-              <w:t>贵方引入的赞助</w:t>
-            </w:r>
-          </w:p>
-        </w:tc>
-        <w:tc>
-          <w:tcPr>
-            <w:tcW w:type="dxa" w:w="2268"/>
-            <w:shd w:val="clear" w:color="auto" w:fill="FFFFFF"/>
-            <w:vAlign w:val="center"/>
-          </w:tcPr>
-          <w:p>
-            <w:pPr>
-              <w:spacing w:before="80" w:after="80" w:line="276" w:lineRule="auto"/>
-              <w:jc w:val="center"/>
-            </w:pPr>
-            <w:r/>
-            <w:r>
-              <w:rPr>
-                <w:rFonts w:ascii="微软雅黑" w:hAnsi="微软雅黑" w:eastAsia="微软雅黑"/>
-                <w:b/>
-                <w:color w:val="1A3A5C"/>
-                <w:sz w:val="20"/>
-              </w:rPr>
-              <w:t>30%</w:t>
-            </w:r>
-          </w:p>
-        </w:tc>
-        <w:tc>
-          <w:tcPr>
-            <w:tcW w:type="dxa" w:w="2268"/>
-            <w:shd w:val="clear" w:color="auto" w:fill="FFFFFF"/>
-            <w:vAlign w:val="center"/>
-          </w:tcPr>
-          <w:p>
-            <w:pPr>
-              <w:spacing w:before="80" w:after="80" w:line="276" w:lineRule="auto"/>
-              <w:jc w:val="center"/>
-            </w:pPr>
-            <w:r/>
-            <w:r>
-              <w:rPr>
-                <w:rFonts w:ascii="微软雅黑" w:hAnsi="微软雅黑" w:eastAsia="微软雅黑"/>
-                <w:b w:val="0"/>
-                <w:color w:val="333333"/>
-                <w:sz w:val="20"/>
-              </w:rPr>
-              <w:t>70%</w:t>
-            </w:r>
-          </w:p>
-        </w:tc>
-      </w:tr>
-    </w:tbl>
-    <w:p>
-      <w:pPr>
-        <w:spacing w:before="0" w:after="160" w:line="324" w:lineRule="auto"/>
-      </w:pPr>
-      <w:r>
-        <w:rPr>
-          <w:rFonts w:ascii="微软雅黑" w:hAnsi="微软雅黑" w:eastAsia="微软雅黑"/>
-          <w:b w:val="0"/>
-          <w:color w:val="333333"/>
-          <w:sz w:val="12"/>
-        </w:rPr>
-      </w:r>
-    </w:p>
-    <w:tbl>
-      <w:tblPr>
-        <w:tblW w:type="dxa" w:w="9298"/>
-        <w:jc w:val="center"/>
-        <w:tblLayout w:type="fixed"/>
-        <w:tblLook w:firstColumn="1" w:firstRow="1" w:lastColumn="0" w:lastRow="0" w:noHBand="0" w:noVBand="1" w:val="04A0"/>
-      </w:tblPr>
-      <w:tblGrid>
-        <w:gridCol w:w="9298"/>
-      </w:tblGrid>
-      <w:tr>
-        <w:tc>
-          <w:tcPr>
-            <w:tcW w:type="dxa" w:w="9298"/>
-            <w:shd w:val="clear" w:color="auto" w:fill="F8EEEE"/>
-            <w:tcBorders>
-              <w:top w:val="single" w:sz="12" w:color="8B6914" w:space="0"/>
-              <w:left w:val="single" w:sz="24" w:color="8B6914" w:space="0"/>
-              <w:bottom w:val="single" w:sz="12" w:color="8B6914" w:space="0"/>
-              <w:right w:val="single" w:sz="12" w:color="8B6914" w:space="0"/>
-            </w:tcBorders>
-            <w:vAlign w:val="center"/>
-          </w:tcPr>
-          <w:p>
-            <w:pPr>
-              <w:spacing w:before="160" w:after="40"/>
-            </w:pPr>
-            <w:r/>
-            <w:r>
-              <w:rPr>
-                <w:rFonts w:ascii="微软雅黑" w:hAnsi="微软雅黑" w:eastAsia="微软雅黑"/>
-                <w:b/>
-                <w:color w:val="8B1E1E"/>
-                <w:sz w:val="22"/>
-              </w:rPr>
-              <w:t>我方不能接受的结构</w:t>
-            </w:r>
-          </w:p>
-          <w:p>
-            <w:pPr>
-              <w:spacing w:before="0" w:after="160" w:line="312" w:lineRule="auto"/>
-            </w:pPr>
-            <w:r>
-              <w:rPr>
-                <w:rFonts w:ascii="微软雅黑" w:hAnsi="微软雅黑" w:eastAsia="微软雅黑"/>
-                <w:b w:val="0"/>
-                <w:color w:val="333333"/>
-                <w:sz w:val="22"/>
-              </w:rPr>
-              <w:t>我方客户 55% : 45%，同时贵方客户仍为 70% : 30%。该结构只调整我方贡献，未相应调整贵方贡献。</w:t>
-            </w:r>
-          </w:p>
-        </w:tc>
-      </w:tr>
-    </w:tbl>
-    <w:p>
-      <w:pPr>
-        <w:spacing w:before="0" w:after="120" w:line="324" w:lineRule="auto"/>
-      </w:pPr>
-      <w:r>
-        <w:rPr>
-          <w:rFonts w:ascii="微软雅黑" w:hAnsi="微软雅黑" w:eastAsia="微软雅黑"/>
-          <w:b w:val="0"/>
-          <w:color w:val="333333"/>
-          <w:sz w:val="12"/>
-        </w:rPr>
-      </w:r>
-    </w:p>
-    <w:p>
-      <w:pPr>
-        <w:spacing w:before="0" w:after="160" w:line="324" w:lineRule="auto"/>
-        <w:ind w:firstLine="420"/>
-      </w:pPr>
-      <w:r>
-        <w:rPr>
-          <w:rFonts w:ascii="微软雅黑" w:hAnsi="微软雅黑" w:eastAsia="微软雅黑"/>
-          <w:b w:val="0"/>
-          <w:color w:val="333333"/>
-          <w:sz w:val="22"/>
-        </w:rPr>
-        <w:t>分成微调的前提是：标准票维持 499 元，官方活动群由我方任群主。若上述两项不能同时确认，分成按方案 A 执行。</w:t>
-      </w:r>
-    </w:p>
-    <w:p>
-      <w:pPr>
-        <w:spacing w:before="320" w:after="160" w:line="324" w:lineRule="auto"/>
-      </w:pPr>
-      <w:r>
-        <w:rPr>
-          <w:rFonts w:ascii="微软雅黑" w:hAnsi="微软雅黑" w:eastAsia="微软雅黑"/>
-          <w:b/>
-          <w:color w:val="1A3A5C"/>
-          <w:sz w:val="32"/>
-        </w:rPr>
-        <w:t>三、官方社群</w:t>
-      </w:r>
-    </w:p>
-    <w:p>
-      <w:pPr>
-        <w:spacing w:before="0" w:after="160" w:line="324" w:lineRule="auto"/>
-        <w:ind w:firstLine="420"/>
-      </w:pPr>
-      <w:r>
-        <w:rPr>
-          <w:rFonts w:ascii="微软雅黑" w:hAnsi="微软雅黑" w:eastAsia="微软雅黑"/>
-          <w:b w:val="0"/>
-          <w:color w:val="333333"/>
-          <w:sz w:val="22"/>
-        </w:rPr>
-        <w:t>本次社群为 10 月 31 日活动交流群，不是其他课程的招生群。报名客户、现场运营和客户服务主要由我方承担，因此官方群须由我方创建并担任群主。贵方担任管理员，负责老师侧内容答疑与必要互动。</w:t>
-      </w:r>
-    </w:p>
-    <w:tbl>
-      <w:tblPr>
-        <w:tblStyle w:val="TableGrid"/>
-        <w:tblW w:type="dxa" w:w="9298"/>
-        <w:jc w:val="center"/>
-        <w:tblLayout w:type="fixed"/>
-        <w:tblLook w:firstColumn="1" w:firstRow="1" w:lastColumn="0" w:lastRow="0" w:noHBand="0" w:noVBand="1" w:val="04A0"/>
-      </w:tblPr>
-      <w:tblGrid>
-        <w:gridCol w:w="4649"/>
-        <w:gridCol w:w="4649"/>
-      </w:tblGrid>
-      <w:tr>
-        <w:trPr>
-          <w:cantSplit/>
-        </w:trPr>
-        <w:tc>
-          <w:tcPr>
-            <w:tcW w:type="dxa" w:w="2154"/>
-            <w:shd w:val="clear" w:color="auto" w:fill="1A3A5C"/>
-            <w:vAlign w:val="center"/>
-          </w:tcPr>
-          <w:p>
-            <w:pPr>
-              <w:spacing w:before="80" w:after="80" w:line="276" w:lineRule="auto"/>
-              <w:jc w:val="center"/>
-            </w:pPr>
-            <w:r/>
-            <w:r>
-              <w:rPr>
-                <w:rFonts w:ascii="微软雅黑" w:hAnsi="微软雅黑" w:eastAsia="微软雅黑"/>
-                <w:b/>
-                <w:color w:val="FFFFFF"/>
-                <w:sz w:val="20"/>
-              </w:rPr>
-              <w:t>事项</w:t>
-            </w:r>
-          </w:p>
-        </w:tc>
-        <w:tc>
-          <w:tcPr>
-            <w:tcW w:type="dxa" w:w="7144"/>
-            <w:shd w:val="clear" w:color="auto" w:fill="1A3A5C"/>
-            <w:vAlign w:val="center"/>
-          </w:tcPr>
-          <w:p>
-            <w:pPr>
-              <w:spacing w:before="80" w:after="80" w:line="276" w:lineRule="auto"/>
-              <w:jc w:val="center"/>
-            </w:pPr>
-            <w:r/>
-            <w:r>
-              <w:rPr>
-                <w:rFonts w:ascii="微软雅黑" w:hAnsi="微软雅黑" w:eastAsia="微软雅黑"/>
-                <w:b/>
-                <w:color w:val="FFFFFF"/>
-                <w:sz w:val="20"/>
+                <w:sz w:val="16"/>
               </w:rPr>
               <w:t>我方确认</w:t>
             </w:r>
@@ -1868,13 +1713,19 @@
         </w:trPr>
         <w:tc>
           <w:tcPr>
-            <w:tcW w:type="dxa" w:w="2154"/>
+            <w:tcW w:type="dxa" w:w="2041"/>
             <w:shd w:val="clear" w:color="auto" w:fill="FFFFFF"/>
+            <w:tcMar>
+              <w:top w:w="24" w:type="dxa"/>
+              <w:left w:w="50" w:type="dxa"/>
+              <w:bottom w:w="24" w:type="dxa"/>
+              <w:right w:w="50" w:type="dxa"/>
+            </w:tcMar>
             <w:vAlign w:val="center"/>
           </w:tcPr>
           <w:p>
             <w:pPr>
-              <w:spacing w:before="80" w:after="80" w:line="276" w:lineRule="auto"/>
+              <w:spacing w:before="0" w:after="0" w:line="259" w:lineRule="auto"/>
               <w:jc w:val="left"/>
             </w:pPr>
             <w:r/>
@@ -1883,21 +1734,27 @@
                 <w:rFonts w:ascii="微软雅黑" w:hAnsi="微软雅黑" w:eastAsia="微软雅黑"/>
                 <w:b/>
                 <w:color w:val="333333"/>
-                <w:sz w:val="20"/>
+                <w:sz w:val="16"/>
               </w:rPr>
-              <w:t>群名称</w:t>
+              <w:t>群名称 / 建群</w:t>
             </w:r>
           </w:p>
         </w:tc>
         <w:tc>
           <w:tcPr>
-            <w:tcW w:type="dxa" w:w="7144"/>
+            <w:tcW w:type="dxa" w:w="8448"/>
             <w:shd w:val="clear" w:color="auto" w:fill="FFFFFF"/>
+            <w:tcMar>
+              <w:top w:w="24" w:type="dxa"/>
+              <w:left w:w="50" w:type="dxa"/>
+              <w:bottom w:w="24" w:type="dxa"/>
+              <w:right w:w="50" w:type="dxa"/>
+            </w:tcMar>
             <w:vAlign w:val="center"/>
           </w:tcPr>
           <w:p>
             <w:pPr>
-              <w:spacing w:before="80" w:after="80" w:line="276" w:lineRule="auto"/>
+              <w:spacing w:before="0" w:after="0" w:line="259" w:lineRule="auto"/>
               <w:jc w:val="center"/>
             </w:pPr>
             <w:r/>
@@ -1905,10 +1762,10 @@
               <w:rPr>
                 <w:rFonts w:ascii="微软雅黑" w:hAnsi="微软雅黑" w:eastAsia="微软雅黑"/>
                 <w:b w:val="0"/>
-                <w:color w:val="333333"/>
-                <w:sz w:val="20"/>
+                <w:color w:val="1A3A5C"/>
+                <w:sz w:val="16"/>
               </w:rPr>
-              <w:t>「王德峰老师 10 月 31 日活动交流群」</w:t>
+              <w:t>「王德峰老师 10 月 31 日活动交流群」；我方企业微信创建</w:t>
             </w:r>
           </w:p>
         </w:tc>
@@ -1919,13 +1776,19 @@
         </w:trPr>
         <w:tc>
           <w:tcPr>
-            <w:tcW w:type="dxa" w:w="2154"/>
+            <w:tcW w:type="dxa" w:w="2041"/>
             <w:shd w:val="clear" w:color="auto" w:fill="F5F7FA"/>
+            <w:tcMar>
+              <w:top w:w="24" w:type="dxa"/>
+              <w:left w:w="50" w:type="dxa"/>
+              <w:bottom w:w="24" w:type="dxa"/>
+              <w:right w:w="50" w:type="dxa"/>
+            </w:tcMar>
             <w:vAlign w:val="center"/>
           </w:tcPr>
           <w:p>
             <w:pPr>
-              <w:spacing w:before="80" w:after="80" w:line="276" w:lineRule="auto"/>
+              <w:spacing w:before="0" w:after="0" w:line="259" w:lineRule="auto"/>
               <w:jc w:val="left"/>
             </w:pPr>
             <w:r/>
@@ -1934,21 +1797,27 @@
                 <w:rFonts w:ascii="微软雅黑" w:hAnsi="微软雅黑" w:eastAsia="微软雅黑"/>
                 <w:b/>
                 <w:color w:val="333333"/>
-                <w:sz w:val="20"/>
+                <w:sz w:val="16"/>
               </w:rPr>
-              <w:t>建群主体</w:t>
+              <w:t>权限</w:t>
             </w:r>
           </w:p>
         </w:tc>
         <w:tc>
           <w:tcPr>
-            <w:tcW w:type="dxa" w:w="7144"/>
+            <w:tcW w:type="dxa" w:w="8448"/>
             <w:shd w:val="clear" w:color="auto" w:fill="F5F7FA"/>
+            <w:tcMar>
+              <w:top w:w="24" w:type="dxa"/>
+              <w:left w:w="50" w:type="dxa"/>
+              <w:bottom w:w="24" w:type="dxa"/>
+              <w:right w:w="50" w:type="dxa"/>
+            </w:tcMar>
             <w:vAlign w:val="center"/>
           </w:tcPr>
           <w:p>
             <w:pPr>
-              <w:spacing w:before="80" w:after="80" w:line="276" w:lineRule="auto"/>
+              <w:spacing w:before="0" w:after="0" w:line="259" w:lineRule="auto"/>
               <w:jc w:val="center"/>
             </w:pPr>
             <w:r/>
@@ -1956,10 +1825,10 @@
               <w:rPr>
                 <w:rFonts w:ascii="微软雅黑" w:hAnsi="微软雅黑" w:eastAsia="微软雅黑"/>
                 <w:b w:val="0"/>
-                <w:color w:val="333333"/>
-                <w:sz w:val="20"/>
+                <w:color w:val="1A3A5C"/>
+                <w:sz w:val="16"/>
               </w:rPr>
-              <w:t>我方企业微信创建</w:t>
+              <w:t>我方任群主且不转让；贵方任管理员，负责内容答疑</w:t>
             </w:r>
           </w:p>
         </w:tc>
@@ -1970,13 +1839,19 @@
         </w:trPr>
         <w:tc>
           <w:tcPr>
-            <w:tcW w:type="dxa" w:w="2154"/>
+            <w:tcW w:type="dxa" w:w="2041"/>
             <w:shd w:val="clear" w:color="auto" w:fill="FFFFFF"/>
+            <w:tcMar>
+              <w:top w:w="24" w:type="dxa"/>
+              <w:left w:w="50" w:type="dxa"/>
+              <w:bottom w:w="24" w:type="dxa"/>
+              <w:right w:w="50" w:type="dxa"/>
+            </w:tcMar>
             <w:vAlign w:val="center"/>
           </w:tcPr>
           <w:p>
             <w:pPr>
-              <w:spacing w:before="80" w:after="80" w:line="276" w:lineRule="auto"/>
+              <w:spacing w:before="0" w:after="0" w:line="259" w:lineRule="auto"/>
               <w:jc w:val="left"/>
             </w:pPr>
             <w:r/>
@@ -1985,21 +1860,27 @@
                 <w:rFonts w:ascii="微软雅黑" w:hAnsi="微软雅黑" w:eastAsia="微软雅黑"/>
                 <w:b/>
                 <w:color w:val="333333"/>
-                <w:sz w:val="20"/>
+                <w:sz w:val="16"/>
               </w:rPr>
-              <w:t>群主</w:t>
+              <w:t>边界</w:t>
             </w:r>
           </w:p>
         </w:tc>
         <w:tc>
           <w:tcPr>
-            <w:tcW w:type="dxa" w:w="7144"/>
+            <w:tcW w:type="dxa" w:w="8448"/>
             <w:shd w:val="clear" w:color="auto" w:fill="FFFFFF"/>
+            <w:tcMar>
+              <w:top w:w="24" w:type="dxa"/>
+              <w:left w:w="50" w:type="dxa"/>
+              <w:bottom w:w="24" w:type="dxa"/>
+              <w:right w:w="50" w:type="dxa"/>
+            </w:tcMar>
             <w:vAlign w:val="center"/>
           </w:tcPr>
           <w:p>
             <w:pPr>
-              <w:spacing w:before="80" w:after="80" w:line="276" w:lineRule="auto"/>
+              <w:spacing w:before="0" w:after="0" w:line="259" w:lineRule="auto"/>
               <w:jc w:val="center"/>
             </w:pPr>
             <w:r/>
@@ -2007,10 +1888,10 @@
               <w:rPr>
                 <w:rFonts w:ascii="微软雅黑" w:hAnsi="微软雅黑" w:eastAsia="微软雅黑"/>
                 <w:b w:val="0"/>
-                <w:color w:val="333333"/>
-                <w:sz w:val="20"/>
+                <w:color w:val="1A3A5C"/>
+                <w:sz w:val="16"/>
               </w:rPr>
-              <w:t>我方担任，权限不转让</w:t>
+              <w:t>不得擅自解散、转群主、导出名单另建群，或在群内单独销售其他课程</w:t>
             </w:r>
           </w:p>
         </w:tc>
@@ -2021,13 +1902,19 @@
         </w:trPr>
         <w:tc>
           <w:tcPr>
-            <w:tcW w:type="dxa" w:w="2154"/>
+            <w:tcW w:type="dxa" w:w="2041"/>
             <w:shd w:val="clear" w:color="auto" w:fill="F5F7FA"/>
+            <w:tcMar>
+              <w:top w:w="24" w:type="dxa"/>
+              <w:left w:w="50" w:type="dxa"/>
+              <w:bottom w:w="24" w:type="dxa"/>
+              <w:right w:w="50" w:type="dxa"/>
+            </w:tcMar>
             <w:vAlign w:val="center"/>
           </w:tcPr>
           <w:p>
             <w:pPr>
-              <w:spacing w:before="80" w:after="80" w:line="276" w:lineRule="auto"/>
+              <w:spacing w:before="0" w:after="0" w:line="259" w:lineRule="auto"/>
               <w:jc w:val="left"/>
             </w:pPr>
             <w:r/>
@@ -2036,21 +1923,27 @@
                 <w:rFonts w:ascii="微软雅黑" w:hAnsi="微软雅黑" w:eastAsia="微软雅黑"/>
                 <w:b/>
                 <w:color w:val="333333"/>
-                <w:sz w:val="20"/>
+                <w:sz w:val="16"/>
               </w:rPr>
-              <w:t>管理员</w:t>
+              <w:t>时间</w:t>
             </w:r>
           </w:p>
         </w:tc>
         <w:tc>
           <w:tcPr>
-            <w:tcW w:type="dxa" w:w="7144"/>
+            <w:tcW w:type="dxa" w:w="8448"/>
             <w:shd w:val="clear" w:color="auto" w:fill="F5F7FA"/>
+            <w:tcMar>
+              <w:top w:w="24" w:type="dxa"/>
+              <w:left w:w="50" w:type="dxa"/>
+              <w:bottom w:w="24" w:type="dxa"/>
+              <w:right w:w="50" w:type="dxa"/>
+            </w:tcMar>
             <w:vAlign w:val="center"/>
           </w:tcPr>
           <w:p>
             <w:pPr>
-              <w:spacing w:before="80" w:after="80" w:line="276" w:lineRule="auto"/>
+              <w:spacing w:before="0" w:after="0" w:line="259" w:lineRule="auto"/>
               <w:jc w:val="center"/>
             </w:pPr>
             <w:r/>
@@ -2058,214 +1951,10 @@
               <w:rPr>
                 <w:rFonts w:ascii="微软雅黑" w:hAnsi="微软雅黑" w:eastAsia="微软雅黑"/>
                 <w:b w:val="0"/>
-                <w:color w:val="333333"/>
-                <w:sz w:val="20"/>
+                <w:color w:val="1A3A5C"/>
+                <w:sz w:val="16"/>
               </w:rPr>
-              <w:t>贵方担任，负责内容答疑</w:t>
-            </w:r>
-          </w:p>
-        </w:tc>
-      </w:tr>
-      <w:tr>
-        <w:trPr>
-          <w:cantSplit/>
-        </w:trPr>
-        <w:tc>
-          <w:tcPr>
-            <w:tcW w:type="dxa" w:w="2154"/>
-            <w:shd w:val="clear" w:color="auto" w:fill="FFFFFF"/>
-            <w:vAlign w:val="center"/>
-          </w:tcPr>
-          <w:p>
-            <w:pPr>
-              <w:spacing w:before="80" w:after="80" w:line="276" w:lineRule="auto"/>
-              <w:jc w:val="left"/>
-            </w:pPr>
-            <w:r/>
-            <w:r>
-              <w:rPr>
-                <w:rFonts w:ascii="微软雅黑" w:hAnsi="微软雅黑" w:eastAsia="微软雅黑"/>
-                <w:b/>
-                <w:color w:val="333333"/>
-                <w:sz w:val="20"/>
-              </w:rPr>
-              <w:t>对外表述</w:t>
-            </w:r>
-          </w:p>
-        </w:tc>
-        <w:tc>
-          <w:tcPr>
-            <w:tcW w:type="dxa" w:w="7144"/>
-            <w:shd w:val="clear" w:color="auto" w:fill="FFFFFF"/>
-            <w:vAlign w:val="center"/>
-          </w:tcPr>
-          <w:p>
-            <w:pPr>
-              <w:spacing w:before="80" w:after="80" w:line="276" w:lineRule="auto"/>
-              <w:jc w:val="center"/>
-            </w:pPr>
-            <w:r/>
-            <w:r>
-              <w:rPr>
-                <w:rFonts w:ascii="微软雅黑" w:hAnsi="微软雅黑" w:eastAsia="微软雅黑"/>
-                <w:b w:val="0"/>
-                <w:color w:val="333333"/>
-                <w:sz w:val="20"/>
-              </w:rPr>
-              <w:t>可写「双方联合运营社群」，群主权限在我方</w:t>
-            </w:r>
-          </w:p>
-        </w:tc>
-      </w:tr>
-      <w:tr>
-        <w:trPr>
-          <w:cantSplit/>
-        </w:trPr>
-        <w:tc>
-          <w:tcPr>
-            <w:tcW w:type="dxa" w:w="2154"/>
-            <w:shd w:val="clear" w:color="auto" w:fill="F5F7FA"/>
-            <w:vAlign w:val="center"/>
-          </w:tcPr>
-          <w:p>
-            <w:pPr>
-              <w:spacing w:before="80" w:after="80" w:line="276" w:lineRule="auto"/>
-              <w:jc w:val="left"/>
-            </w:pPr>
-            <w:r/>
-            <w:r>
-              <w:rPr>
-                <w:rFonts w:ascii="微软雅黑" w:hAnsi="微软雅黑" w:eastAsia="微软雅黑"/>
-                <w:b/>
-                <w:color w:val="333333"/>
-                <w:sz w:val="20"/>
-              </w:rPr>
-              <w:t>使用边界</w:t>
-            </w:r>
-          </w:p>
-        </w:tc>
-        <w:tc>
-          <w:tcPr>
-            <w:tcW w:type="dxa" w:w="7144"/>
-            <w:shd w:val="clear" w:color="auto" w:fill="F5F7FA"/>
-            <w:vAlign w:val="center"/>
-          </w:tcPr>
-          <w:p>
-            <w:pPr>
-              <w:spacing w:before="80" w:after="80" w:line="276" w:lineRule="auto"/>
-              <w:jc w:val="center"/>
-            </w:pPr>
-            <w:r/>
-            <w:r>
-              <w:rPr>
-                <w:rFonts w:ascii="微软雅黑" w:hAnsi="微软雅黑" w:eastAsia="微软雅黑"/>
-                <w:b w:val="0"/>
-                <w:color w:val="333333"/>
-                <w:sz w:val="20"/>
-              </w:rPr>
-              <w:t>不得擅自解散、转让群主、导出名单另建群，或在群内单独销售其他课程</w:t>
-            </w:r>
-          </w:p>
-        </w:tc>
-      </w:tr>
-      <w:tr>
-        <w:trPr>
-          <w:cantSplit/>
-        </w:trPr>
-        <w:tc>
-          <w:tcPr>
-            <w:tcW w:type="dxa" w:w="2154"/>
-            <w:shd w:val="clear" w:color="auto" w:fill="FFFFFF"/>
-            <w:vAlign w:val="center"/>
-          </w:tcPr>
-          <w:p>
-            <w:pPr>
-              <w:spacing w:before="80" w:after="80" w:line="276" w:lineRule="auto"/>
-              <w:jc w:val="left"/>
-            </w:pPr>
-            <w:r/>
-            <w:r>
-              <w:rPr>
-                <w:rFonts w:ascii="微软雅黑" w:hAnsi="微软雅黑" w:eastAsia="微软雅黑"/>
-                <w:b/>
-                <w:color w:val="333333"/>
-                <w:sz w:val="20"/>
-              </w:rPr>
-              <w:t>原有社群</w:t>
-            </w:r>
-          </w:p>
-        </w:tc>
-        <w:tc>
-          <w:tcPr>
-            <w:tcW w:type="dxa" w:w="7144"/>
-            <w:shd w:val="clear" w:color="auto" w:fill="FFFFFF"/>
-            <w:vAlign w:val="center"/>
-          </w:tcPr>
-          <w:p>
-            <w:pPr>
-              <w:spacing w:before="80" w:after="80" w:line="276" w:lineRule="auto"/>
-              <w:jc w:val="center"/>
-            </w:pPr>
-            <w:r/>
-            <w:r>
-              <w:rPr>
-                <w:rFonts w:ascii="微软雅黑" w:hAnsi="微软雅黑" w:eastAsia="微软雅黑"/>
-                <w:b w:val="0"/>
-                <w:color w:val="333333"/>
-                <w:sz w:val="20"/>
-              </w:rPr>
-              <w:t>贵方原有粉丝群仍由贵方管理；本次新报名客户不迁入他群</w:t>
-            </w:r>
-          </w:p>
-        </w:tc>
-      </w:tr>
-      <w:tr>
-        <w:trPr>
-          <w:cantSplit/>
-        </w:trPr>
-        <w:tc>
-          <w:tcPr>
-            <w:tcW w:type="dxa" w:w="2154"/>
-            <w:shd w:val="clear" w:color="auto" w:fill="F5F7FA"/>
-            <w:vAlign w:val="center"/>
-          </w:tcPr>
-          <w:p>
-            <w:pPr>
-              <w:spacing w:before="80" w:after="80" w:line="276" w:lineRule="auto"/>
-              <w:jc w:val="left"/>
-            </w:pPr>
-            <w:r/>
-            <w:r>
-              <w:rPr>
-                <w:rFonts w:ascii="微软雅黑" w:hAnsi="微软雅黑" w:eastAsia="微软雅黑"/>
-                <w:b/>
-                <w:color w:val="333333"/>
-                <w:sz w:val="20"/>
-              </w:rPr>
-              <w:t>建群时间</w:t>
-            </w:r>
-          </w:p>
-        </w:tc>
-        <w:tc>
-          <w:tcPr>
-            <w:tcW w:type="dxa" w:w="7144"/>
-            <w:shd w:val="clear" w:color="auto" w:fill="F5F7FA"/>
-            <w:vAlign w:val="center"/>
-          </w:tcPr>
-          <w:p>
-            <w:pPr>
-              <w:spacing w:before="80" w:after="80" w:line="276" w:lineRule="auto"/>
-              <w:jc w:val="center"/>
-            </w:pPr>
-            <w:r/>
-            <w:r>
-              <w:rPr>
-                <w:rFonts w:ascii="微软雅黑" w:hAnsi="微软雅黑" w:eastAsia="微软雅黑"/>
-                <w:b w:val="0"/>
-                <w:color w:val="333333"/>
-                <w:sz w:val="20"/>
-              </w:rPr>
-              <w:t>本函事项书面确认后再建正式群；如需开售咨询群，同样由我方任群主</w:t>
+              <w:t>本函事项书面确认后再建正式群；咨询群同样由我方任群主</w:t>
             </w:r>
           </w:p>
         </w:tc>
@@ -2273,551 +1962,7 @@
     </w:tbl>
     <w:p>
       <w:pPr>
-        <w:spacing w:before="0" w:after="160" w:line="324" w:lineRule="auto"/>
-      </w:pPr>
-      <w:r>
-        <w:rPr>
-          <w:rFonts w:ascii="微软雅黑" w:hAnsi="微软雅黑" w:eastAsia="微软雅黑"/>
-          <w:b w:val="0"/>
-          <w:color w:val="333333"/>
-          <w:sz w:val="12"/>
-        </w:rPr>
-      </w:r>
-    </w:p>
-    <w:p>
-      <w:pPr>
-        <w:spacing w:before="320" w:after="160" w:line="324" w:lineRule="auto"/>
-      </w:pPr>
-      <w:r>
-        <w:rPr>
-          <w:rFonts w:ascii="微软雅黑" w:hAnsi="微软雅黑" w:eastAsia="微软雅黑"/>
-          <w:b/>
-          <w:color w:val="1A3A5C"/>
-          <w:sz w:val="32"/>
-        </w:rPr>
-        <w:t>四、文字、头像与 logo</w:t>
-      </w:r>
-    </w:p>
-    <w:p>
-      <w:pPr>
-        <w:spacing w:before="0" w:after="160" w:line="324" w:lineRule="auto"/>
-        <w:ind w:firstLine="420"/>
-      </w:pPr>
-      <w:r>
-        <w:rPr>
-          <w:rFonts w:ascii="微软雅黑" w:hAnsi="微软雅黑" w:eastAsia="微软雅黑"/>
-          <w:b w:val="0"/>
-          <w:color w:val="333333"/>
-          <w:sz w:val="22"/>
-        </w:rPr>
-        <w:t>老师形象、授权范围内的头像、活动文案和视觉规范，我方愿意配合调整。调整后须双方书面确认再对外使用。</w:t>
-      </w:r>
-    </w:p>
-    <w:p>
-      <w:pPr>
-        <w:spacing w:before="20" w:after="60" w:line="312" w:lineRule="auto"/>
-        <w:ind w:left="283" w:hanging="227"/>
-      </w:pPr>
-      <w:r>
-        <w:rPr>
-          <w:rFonts w:ascii="微软雅黑" w:hAnsi="微软雅黑" w:eastAsia="微软雅黑"/>
-          <w:b w:val="0"/>
-          <w:color w:val="333333"/>
-          <w:sz w:val="22"/>
-        </w:rPr>
-        <w:t>●  主视觉、售票页、海报、社群头像须保留联合主办 / 联合运营双方露出。</w:t>
-      </w:r>
-    </w:p>
-    <w:p>
-      <w:pPr>
-        <w:spacing w:before="20" w:after="60" w:line="312" w:lineRule="auto"/>
-        <w:ind w:left="283" w:hanging="227"/>
-      </w:pPr>
-      <w:r>
-        <w:rPr>
-          <w:rFonts w:ascii="微软雅黑" w:hAnsi="微软雅黑" w:eastAsia="微软雅黑"/>
-          <w:b w:val="0"/>
-          <w:color w:val="333333"/>
-          <w:sz w:val="22"/>
-        </w:rPr>
-        <w:t>●  王德峰老师姓名、肖像及相关标识按书面授权使用，双方均有终审权。</w:t>
-      </w:r>
-    </w:p>
-    <w:p>
-      <w:pPr>
-        <w:spacing w:before="20" w:after="60" w:line="312" w:lineRule="auto"/>
-        <w:ind w:left="283" w:hanging="227"/>
-      </w:pPr>
-      <w:r>
-        <w:rPr>
-          <w:rFonts w:ascii="微软雅黑" w:hAnsi="微软雅黑" w:eastAsia="微软雅黑"/>
-          <w:b w:val="0"/>
-          <w:color w:val="333333"/>
-          <w:sz w:val="22"/>
-        </w:rPr>
-        <w:t>●  活动名称和社群头像不改为其他课程的附属品牌。</w:t>
-      </w:r>
-    </w:p>
-    <w:p>
-      <w:pPr>
-        <w:spacing w:before="320" w:after="160" w:line="324" w:lineRule="auto"/>
-      </w:pPr>
-      <w:r>
-        <w:rPr>
-          <w:rFonts w:ascii="微软雅黑" w:hAnsi="微软雅黑" w:eastAsia="微软雅黑"/>
-          <w:b/>
-          <w:color w:val="1A3A5C"/>
-          <w:sz w:val="32"/>
-        </w:rPr>
-        <w:t>五、请一并确认</w:t>
-      </w:r>
-    </w:p>
-    <w:tbl>
-      <w:tblPr>
-        <w:tblStyle w:val="TableGrid"/>
-        <w:tblW w:type="dxa" w:w="9298"/>
-        <w:jc w:val="center"/>
-        <w:tblLayout w:type="fixed"/>
-        <w:tblLook w:firstColumn="1" w:firstRow="1" w:lastColumn="0" w:lastRow="0" w:noHBand="0" w:noVBand="1" w:val="04A0"/>
-      </w:tblPr>
-      <w:tblGrid>
-        <w:gridCol w:w="3099"/>
-        <w:gridCol w:w="3099"/>
-        <w:gridCol w:w="3099"/>
-      </w:tblGrid>
-      <w:tr>
-        <w:trPr>
-          <w:cantSplit/>
-        </w:trPr>
-        <w:tc>
-          <w:tcPr>
-            <w:tcW w:type="dxa" w:w="1134"/>
-            <w:shd w:val="clear" w:color="auto" w:fill="1A3A5C"/>
-            <w:vAlign w:val="center"/>
-          </w:tcPr>
-          <w:p>
-            <w:pPr>
-              <w:spacing w:before="80" w:after="80" w:line="276" w:lineRule="auto"/>
-              <w:jc w:val="center"/>
-            </w:pPr>
-            <w:r/>
-            <w:r>
-              <w:rPr>
-                <w:rFonts w:ascii="微软雅黑" w:hAnsi="微软雅黑" w:eastAsia="微软雅黑"/>
-                <w:b/>
-                <w:color w:val="FFFFFF"/>
-                <w:sz w:val="20"/>
-              </w:rPr>
-              <w:t>序号</w:t>
-            </w:r>
-          </w:p>
-        </w:tc>
-        <w:tc>
-          <w:tcPr>
-            <w:tcW w:type="dxa" w:w="1701"/>
-            <w:shd w:val="clear" w:color="auto" w:fill="1A3A5C"/>
-            <w:vAlign w:val="center"/>
-          </w:tcPr>
-          <w:p>
-            <w:pPr>
-              <w:spacing w:before="80" w:after="80" w:line="276" w:lineRule="auto"/>
-              <w:jc w:val="center"/>
-            </w:pPr>
-            <w:r/>
-            <w:r>
-              <w:rPr>
-                <w:rFonts w:ascii="微软雅黑" w:hAnsi="微软雅黑" w:eastAsia="微软雅黑"/>
-                <w:b/>
-                <w:color w:val="FFFFFF"/>
-                <w:sz w:val="20"/>
-              </w:rPr>
-              <w:t>事项</w:t>
-            </w:r>
-          </w:p>
-        </w:tc>
-        <w:tc>
-          <w:tcPr>
-            <w:tcW w:type="dxa" w:w="6463"/>
-            <w:shd w:val="clear" w:color="auto" w:fill="1A3A5C"/>
-            <w:vAlign w:val="center"/>
-          </w:tcPr>
-          <w:p>
-            <w:pPr>
-              <w:spacing w:before="80" w:after="80" w:line="276" w:lineRule="auto"/>
-              <w:jc w:val="center"/>
-            </w:pPr>
-            <w:r/>
-            <w:r>
-              <w:rPr>
-                <w:rFonts w:ascii="微软雅黑" w:hAnsi="微软雅黑" w:eastAsia="微软雅黑"/>
-                <w:b/>
-                <w:color w:val="FFFFFF"/>
-                <w:sz w:val="20"/>
-              </w:rPr>
-              <w:t>请贵方确认</w:t>
-            </w:r>
-          </w:p>
-        </w:tc>
-      </w:tr>
-      <w:tr>
-        <w:trPr>
-          <w:cantSplit/>
-        </w:trPr>
-        <w:tc>
-          <w:tcPr>
-            <w:tcW w:type="dxa" w:w="1134"/>
-            <w:shd w:val="clear" w:color="auto" w:fill="FFFFFF"/>
-            <w:vAlign w:val="center"/>
-          </w:tcPr>
-          <w:p>
-            <w:pPr>
-              <w:spacing w:before="80" w:after="80" w:line="276" w:lineRule="auto"/>
-              <w:jc w:val="left"/>
-            </w:pPr>
-            <w:r/>
-            <w:r>
-              <w:rPr>
-                <w:rFonts w:ascii="微软雅黑" w:hAnsi="微软雅黑" w:eastAsia="微软雅黑"/>
-                <w:b/>
-                <w:color w:val="333333"/>
-                <w:sz w:val="20"/>
-              </w:rPr>
-              <w:t>1</w:t>
-            </w:r>
-          </w:p>
-        </w:tc>
-        <w:tc>
-          <w:tcPr>
-            <w:tcW w:type="dxa" w:w="1701"/>
-            <w:shd w:val="clear" w:color="auto" w:fill="FFFFFF"/>
-            <w:vAlign w:val="center"/>
-          </w:tcPr>
-          <w:p>
-            <w:pPr>
-              <w:spacing w:before="80" w:after="80" w:line="276" w:lineRule="auto"/>
-              <w:jc w:val="center"/>
-            </w:pPr>
-            <w:r/>
-            <w:r>
-              <w:rPr>
-                <w:rFonts w:ascii="微软雅黑" w:hAnsi="微软雅黑" w:eastAsia="微软雅黑"/>
-                <w:b w:val="0"/>
-                <w:color w:val="333333"/>
-                <w:sz w:val="20"/>
-              </w:rPr>
-              <w:t>票价</w:t>
-            </w:r>
-          </w:p>
-        </w:tc>
-        <w:tc>
-          <w:tcPr>
-            <w:tcW w:type="dxa" w:w="6463"/>
-            <w:shd w:val="clear" w:color="auto" w:fill="FFFFFF"/>
-            <w:vAlign w:val="center"/>
-          </w:tcPr>
-          <w:p>
-            <w:pPr>
-              <w:spacing w:before="80" w:after="80" w:line="276" w:lineRule="auto"/>
-              <w:jc w:val="center"/>
-            </w:pPr>
-            <w:r/>
-            <w:r>
-              <w:rPr>
-                <w:rFonts w:ascii="微软雅黑" w:hAnsi="微软雅黑" w:eastAsia="微软雅黑"/>
-                <w:b w:val="0"/>
-                <w:color w:val="333333"/>
-                <w:sz w:val="20"/>
-              </w:rPr>
-              <w:t>标准票 499 元；599 元如采用，作为优选票，不替代标准票</w:t>
-            </w:r>
-          </w:p>
-        </w:tc>
-      </w:tr>
-      <w:tr>
-        <w:trPr>
-          <w:cantSplit/>
-        </w:trPr>
-        <w:tc>
-          <w:tcPr>
-            <w:tcW w:type="dxa" w:w="1134"/>
-            <w:shd w:val="clear" w:color="auto" w:fill="F5F7FA"/>
-            <w:vAlign w:val="center"/>
-          </w:tcPr>
-          <w:p>
-            <w:pPr>
-              <w:spacing w:before="80" w:after="80" w:line="276" w:lineRule="auto"/>
-              <w:jc w:val="left"/>
-            </w:pPr>
-            <w:r/>
-            <w:r>
-              <w:rPr>
-                <w:rFonts w:ascii="微软雅黑" w:hAnsi="微软雅黑" w:eastAsia="微软雅黑"/>
-                <w:b/>
-                <w:color w:val="333333"/>
-                <w:sz w:val="20"/>
-              </w:rPr>
-              <w:t>2</w:t>
-            </w:r>
-          </w:p>
-        </w:tc>
-        <w:tc>
-          <w:tcPr>
-            <w:tcW w:type="dxa" w:w="1701"/>
-            <w:shd w:val="clear" w:color="auto" w:fill="F5F7FA"/>
-            <w:vAlign w:val="center"/>
-          </w:tcPr>
-          <w:p>
-            <w:pPr>
-              <w:spacing w:before="80" w:after="80" w:line="276" w:lineRule="auto"/>
-              <w:jc w:val="center"/>
-            </w:pPr>
-            <w:r/>
-            <w:r>
-              <w:rPr>
-                <w:rFonts w:ascii="微软雅黑" w:hAnsi="微软雅黑" w:eastAsia="微软雅黑"/>
-                <w:b w:val="0"/>
-                <w:color w:val="333333"/>
-                <w:sz w:val="20"/>
-              </w:rPr>
-              <w:t>分成</w:t>
-            </w:r>
-          </w:p>
-        </w:tc>
-        <w:tc>
-          <w:tcPr>
-            <w:tcW w:type="dxa" w:w="6463"/>
-            <w:shd w:val="clear" w:color="auto" w:fill="F5F7FA"/>
-            <w:vAlign w:val="center"/>
-          </w:tcPr>
-          <w:p>
-            <w:pPr>
-              <w:spacing w:before="80" w:after="80" w:line="276" w:lineRule="auto"/>
-              <w:jc w:val="center"/>
-            </w:pPr>
-            <w:r/>
-            <w:r>
-              <w:rPr>
-                <w:rFonts w:ascii="微软雅黑" w:hAnsi="微软雅黑" w:eastAsia="微软雅黑"/>
-                <w:b w:val="0"/>
-                <w:color w:val="333333"/>
-                <w:sz w:val="20"/>
-              </w:rPr>
-              <w:t>选择方案 A，或选择方案 B（两边同步调整）</w:t>
-            </w:r>
-          </w:p>
-        </w:tc>
-      </w:tr>
-      <w:tr>
-        <w:trPr>
-          <w:cantSplit/>
-        </w:trPr>
-        <w:tc>
-          <w:tcPr>
-            <w:tcW w:type="dxa" w:w="1134"/>
-            <w:shd w:val="clear" w:color="auto" w:fill="FFFFFF"/>
-            <w:vAlign w:val="center"/>
-          </w:tcPr>
-          <w:p>
-            <w:pPr>
-              <w:spacing w:before="80" w:after="80" w:line="276" w:lineRule="auto"/>
-              <w:jc w:val="left"/>
-            </w:pPr>
-            <w:r/>
-            <w:r>
-              <w:rPr>
-                <w:rFonts w:ascii="微软雅黑" w:hAnsi="微软雅黑" w:eastAsia="微软雅黑"/>
-                <w:b/>
-                <w:color w:val="333333"/>
-                <w:sz w:val="20"/>
-              </w:rPr>
-              <w:t>3</w:t>
-            </w:r>
-          </w:p>
-        </w:tc>
-        <w:tc>
-          <w:tcPr>
-            <w:tcW w:type="dxa" w:w="1701"/>
-            <w:shd w:val="clear" w:color="auto" w:fill="FFFFFF"/>
-            <w:vAlign w:val="center"/>
-          </w:tcPr>
-          <w:p>
-            <w:pPr>
-              <w:spacing w:before="80" w:after="80" w:line="276" w:lineRule="auto"/>
-              <w:jc w:val="center"/>
-            </w:pPr>
-            <w:r/>
-            <w:r>
-              <w:rPr>
-                <w:rFonts w:ascii="微软雅黑" w:hAnsi="微软雅黑" w:eastAsia="微软雅黑"/>
-                <w:b w:val="0"/>
-                <w:color w:val="333333"/>
-                <w:sz w:val="20"/>
-              </w:rPr>
-              <w:t>社群</w:t>
-            </w:r>
-          </w:p>
-        </w:tc>
-        <w:tc>
-          <w:tcPr>
-            <w:tcW w:type="dxa" w:w="6463"/>
-            <w:shd w:val="clear" w:color="auto" w:fill="FFFFFF"/>
-            <w:vAlign w:val="center"/>
-          </w:tcPr>
-          <w:p>
-            <w:pPr>
-              <w:spacing w:before="80" w:after="80" w:line="276" w:lineRule="auto"/>
-              <w:jc w:val="center"/>
-            </w:pPr>
-            <w:r/>
-            <w:r>
-              <w:rPr>
-                <w:rFonts w:ascii="微软雅黑" w:hAnsi="微软雅黑" w:eastAsia="微软雅黑"/>
-                <w:b w:val="0"/>
-                <w:color w:val="333333"/>
-                <w:sz w:val="20"/>
-              </w:rPr>
-              <w:t>我方企业微信建群并任群主，贵方任管理员</w:t>
-            </w:r>
-          </w:p>
-        </w:tc>
-      </w:tr>
-      <w:tr>
-        <w:trPr>
-          <w:cantSplit/>
-        </w:trPr>
-        <w:tc>
-          <w:tcPr>
-            <w:tcW w:type="dxa" w:w="1134"/>
-            <w:shd w:val="clear" w:color="auto" w:fill="F5F7FA"/>
-            <w:vAlign w:val="center"/>
-          </w:tcPr>
-          <w:p>
-            <w:pPr>
-              <w:spacing w:before="80" w:after="80" w:line="276" w:lineRule="auto"/>
-              <w:jc w:val="left"/>
-            </w:pPr>
-            <w:r/>
-            <w:r>
-              <w:rPr>
-                <w:rFonts w:ascii="微软雅黑" w:hAnsi="微软雅黑" w:eastAsia="微软雅黑"/>
-                <w:b/>
-                <w:color w:val="333333"/>
-                <w:sz w:val="20"/>
-              </w:rPr>
-              <w:t>4</w:t>
-            </w:r>
-          </w:p>
-        </w:tc>
-        <w:tc>
-          <w:tcPr>
-            <w:tcW w:type="dxa" w:w="1701"/>
-            <w:shd w:val="clear" w:color="auto" w:fill="F5F7FA"/>
-            <w:vAlign w:val="center"/>
-          </w:tcPr>
-          <w:p>
-            <w:pPr>
-              <w:spacing w:before="80" w:after="80" w:line="276" w:lineRule="auto"/>
-              <w:jc w:val="center"/>
-            </w:pPr>
-            <w:r/>
-            <w:r>
-              <w:rPr>
-                <w:rFonts w:ascii="微软雅黑" w:hAnsi="微软雅黑" w:eastAsia="微软雅黑"/>
-                <w:b w:val="0"/>
-                <w:color w:val="333333"/>
-                <w:sz w:val="20"/>
-              </w:rPr>
-              <w:t>视觉</w:t>
-            </w:r>
-          </w:p>
-        </w:tc>
-        <w:tc>
-          <w:tcPr>
-            <w:tcW w:type="dxa" w:w="6463"/>
-            <w:shd w:val="clear" w:color="auto" w:fill="F5F7FA"/>
-            <w:vAlign w:val="center"/>
-          </w:tcPr>
-          <w:p>
-            <w:pPr>
-              <w:spacing w:before="80" w:after="80" w:line="276" w:lineRule="auto"/>
-              <w:jc w:val="center"/>
-            </w:pPr>
-            <w:r/>
-            <w:r>
-              <w:rPr>
-                <w:rFonts w:ascii="微软雅黑" w:hAnsi="微软雅黑" w:eastAsia="微软雅黑"/>
-                <w:b w:val="0"/>
-                <w:color w:val="333333"/>
-                <w:sz w:val="20"/>
-              </w:rPr>
-              <w:t>文案、头像、logo 双方书面确认后对外，保留联合主办</w:t>
-            </w:r>
-          </w:p>
-        </w:tc>
-      </w:tr>
-    </w:tbl>
-    <w:p>
-      <w:pPr>
-        <w:spacing w:before="0" w:after="160" w:line="324" w:lineRule="auto"/>
-      </w:pPr>
-      <w:r>
-        <w:rPr>
-          <w:rFonts w:ascii="微软雅黑" w:hAnsi="微软雅黑" w:eastAsia="微软雅黑"/>
-          <w:b w:val="0"/>
-          <w:color w:val="333333"/>
-          <w:sz w:val="12"/>
-        </w:rPr>
-      </w:r>
-    </w:p>
-    <w:p>
-      <w:pPr>
-        <w:spacing w:before="160" w:after="160" w:line="324" w:lineRule="auto"/>
-        <w:ind w:firstLine="420"/>
-      </w:pPr>
-      <w:r>
-        <w:rPr>
-          <w:rFonts w:ascii="微软雅黑" w:hAnsi="微软雅黑" w:eastAsia="微软雅黑"/>
-          <w:b w:val="0"/>
-          <w:color w:val="333333"/>
-          <w:sz w:val="22"/>
-        </w:rPr>
-        <w:t>请贵方就以上四点一并书面回复。我方愿尽快与贵方共同推进本次活动。</w:t>
-      </w:r>
-    </w:p>
-    <w:p>
-      <w:pPr>
-        <w:spacing w:before="200" w:after="40" w:line="324" w:lineRule="auto"/>
-        <w:ind w:firstLine="420"/>
-      </w:pPr>
-      <w:r>
-        <w:rPr>
-          <w:rFonts w:ascii="微软雅黑" w:hAnsi="微软雅黑" w:eastAsia="微软雅黑"/>
-          <w:b w:val="0"/>
-          <w:color w:val="333333"/>
-          <w:sz w:val="22"/>
-        </w:rPr>
-        <w:t>此致</w:t>
-      </w:r>
-    </w:p>
-    <w:p>
-      <w:pPr>
-        <w:spacing w:before="0" w:after="320" w:line="324" w:lineRule="auto"/>
-        <w:ind w:firstLine="420"/>
-      </w:pPr>
-      <w:r>
-        <w:rPr>
-          <w:rFonts w:ascii="微软雅黑" w:hAnsi="微软雅黑" w:eastAsia="微软雅黑"/>
-          <w:b w:val="0"/>
-          <w:color w:val="333333"/>
-          <w:sz w:val="22"/>
-        </w:rPr>
-        <w:t>敬礼</w:t>
-      </w:r>
-    </w:p>
-    <w:p>
-      <w:pPr>
-        <w:spacing w:before="0" w:after="40" w:line="324" w:lineRule="auto"/>
-        <w:jc w:val="right"/>
+        <w:spacing w:before="140" w:after="60" w:line="240" w:lineRule="auto"/>
       </w:pPr>
       <w:r>
         <w:rPr>
@@ -2826,44 +1971,240 @@
           <w:color w:val="1A3A5C"/>
           <w:sz w:val="22"/>
         </w:rPr>
-        <w:t>我方（联合运营方）</w:t>
+        <w:t>四、文字、头像与 logo</w:t>
       </w:r>
     </w:p>
     <w:p>
       <w:pPr>
-        <w:spacing w:before="0" w:after="240" w:line="324" w:lineRule="auto"/>
+        <w:spacing w:before="0" w:after="80" w:line="259" w:lineRule="auto"/>
+      </w:pPr>
+      <w:r>
+        <w:rPr>
+          <w:rFonts w:ascii="微软雅黑" w:hAnsi="微软雅黑" w:eastAsia="微软雅黑"/>
+          <w:b w:val="0"/>
+          <w:color w:val="333333"/>
+          <w:sz w:val="17"/>
+        </w:rPr>
+        <w:t>可按老师授权调整文案、头像与 logo，双方书面确认后对外。主视觉、售票页、海报和社群头像须保留联合主办双方露出，不改为其他课程附属品牌。</w:t>
+      </w:r>
+    </w:p>
+    <w:p>
+      <w:pPr>
+        <w:spacing w:before="40" w:after="60" w:line="240" w:lineRule="auto"/>
+      </w:pPr>
+      <w:r>
+        <w:rPr>
+          <w:rFonts w:ascii="微软雅黑" w:hAnsi="微软雅黑" w:eastAsia="微软雅黑"/>
+          <w:b/>
+          <w:color w:val="1A3A5C"/>
+          <w:sz w:val="22"/>
+        </w:rPr>
+        <w:t>请贵方一并确认</w:t>
+      </w:r>
+    </w:p>
+    <w:tbl>
+      <w:tblPr>
+        <w:tblW w:type="dxa" w:w="10489"/>
+        <w:tblLayout w:type="fixed"/>
+        <w:tblLook w:firstColumn="1" w:firstRow="1" w:lastColumn="0" w:lastRow="0" w:noHBand="0" w:noVBand="1" w:val="04A0"/>
+      </w:tblPr>
+      <w:tblGrid>
+        <w:gridCol w:w="2622"/>
+        <w:gridCol w:w="2622"/>
+        <w:gridCol w:w="2622"/>
+        <w:gridCol w:w="2622"/>
+      </w:tblGrid>
+      <w:tr>
+        <w:tc>
+          <w:tcPr>
+            <w:tcW w:type="dxa" w:w="2622"/>
+            <w:shd w:val="clear" w:color="auto" w:fill="EEF3F8"/>
+            <w:tcMar>
+              <w:top w:w="46" w:type="dxa"/>
+              <w:left w:w="60" w:type="dxa"/>
+              <w:bottom w:w="46" w:type="dxa"/>
+              <w:right w:w="60" w:type="dxa"/>
+            </w:tcMar>
+            <w:vAlign w:val="center"/>
+          </w:tcPr>
+          <w:p>
+            <w:pPr>
+              <w:spacing w:before="0" w:after="40" w:line="259" w:lineRule="auto"/>
+            </w:pPr>
+            <w:r/>
+            <w:r>
+              <w:rPr>
+                <w:rFonts w:ascii="微软雅黑" w:hAnsi="微软雅黑" w:eastAsia="微软雅黑"/>
+                <w:b/>
+                <w:color w:val="1A3A5C"/>
+                <w:sz w:val="17"/>
+              </w:rPr>
+              <w:t>① 票价</w:t>
+            </w:r>
+          </w:p>
+          <w:p>
+            <w:pPr>
+              <w:spacing w:before="0" w:after="0" w:line="259" w:lineRule="auto"/>
+            </w:pPr>
+            <w:r>
+              <w:rPr>
+                <w:rFonts w:ascii="微软雅黑" w:hAnsi="微软雅黑" w:eastAsia="微软雅黑"/>
+                <w:b w:val="0"/>
+                <w:color w:val="333333"/>
+                <w:sz w:val="15"/>
+              </w:rPr>
+              <w:t>标准票 499 元；599 仅作优选票。</w:t>
+            </w:r>
+          </w:p>
+        </w:tc>
+        <w:tc>
+          <w:tcPr>
+            <w:tcW w:type="dxa" w:w="2622"/>
+            <w:shd w:val="clear" w:color="auto" w:fill="F7F3EA"/>
+            <w:tcMar>
+              <w:top w:w="46" w:type="dxa"/>
+              <w:left w:w="60" w:type="dxa"/>
+              <w:bottom w:w="46" w:type="dxa"/>
+              <w:right w:w="60" w:type="dxa"/>
+            </w:tcMar>
+            <w:vAlign w:val="center"/>
+          </w:tcPr>
+          <w:p>
+            <w:pPr>
+              <w:spacing w:before="0" w:after="40" w:line="259" w:lineRule="auto"/>
+            </w:pPr>
+            <w:r/>
+            <w:r>
+              <w:rPr>
+                <w:rFonts w:ascii="微软雅黑" w:hAnsi="微软雅黑" w:eastAsia="微软雅黑"/>
+                <w:b/>
+                <w:color w:val="1A3A5C"/>
+                <w:sz w:val="17"/>
+              </w:rPr>
+              <w:t>② 分成</w:t>
+            </w:r>
+          </w:p>
+          <w:p>
+            <w:pPr>
+              <w:spacing w:before="0" w:after="0" w:line="259" w:lineRule="auto"/>
+            </w:pPr>
+            <w:r>
+              <w:rPr>
+                <w:rFonts w:ascii="微软雅黑" w:hAnsi="微软雅黑" w:eastAsia="微软雅黑"/>
+                <w:b w:val="0"/>
+                <w:color w:val="333333"/>
+                <w:sz w:val="15"/>
+              </w:rPr>
+              <w:t>选方案 A，或选方案 B（两边同步调）。</w:t>
+            </w:r>
+          </w:p>
+        </w:tc>
+        <w:tc>
+          <w:tcPr>
+            <w:tcW w:type="dxa" w:w="2622"/>
+            <w:shd w:val="clear" w:color="auto" w:fill="E8F2EA"/>
+            <w:tcMar>
+              <w:top w:w="46" w:type="dxa"/>
+              <w:left w:w="60" w:type="dxa"/>
+              <w:bottom w:w="46" w:type="dxa"/>
+              <w:right w:w="60" w:type="dxa"/>
+            </w:tcMar>
+            <w:vAlign w:val="center"/>
+          </w:tcPr>
+          <w:p>
+            <w:pPr>
+              <w:spacing w:before="0" w:after="40" w:line="259" w:lineRule="auto"/>
+            </w:pPr>
+            <w:r/>
+            <w:r>
+              <w:rPr>
+                <w:rFonts w:ascii="微软雅黑" w:hAnsi="微软雅黑" w:eastAsia="微软雅黑"/>
+                <w:b/>
+                <w:color w:val="1A3A5C"/>
+                <w:sz w:val="17"/>
+              </w:rPr>
+              <w:t>③ 社群</w:t>
+            </w:r>
+          </w:p>
+          <w:p>
+            <w:pPr>
+              <w:spacing w:before="0" w:after="0" w:line="259" w:lineRule="auto"/>
+            </w:pPr>
+            <w:r>
+              <w:rPr>
+                <w:rFonts w:ascii="微软雅黑" w:hAnsi="微软雅黑" w:eastAsia="微软雅黑"/>
+                <w:b w:val="0"/>
+                <w:color w:val="333333"/>
+                <w:sz w:val="15"/>
+              </w:rPr>
+              <w:t>我方企微建群并任群主，贵方任管理员。</w:t>
+            </w:r>
+          </w:p>
+        </w:tc>
+        <w:tc>
+          <w:tcPr>
+            <w:tcW w:type="dxa" w:w="2622"/>
+            <w:shd w:val="clear" w:color="auto" w:fill="F8F1E3"/>
+            <w:tcMar>
+              <w:top w:w="46" w:type="dxa"/>
+              <w:left w:w="60" w:type="dxa"/>
+              <w:bottom w:w="46" w:type="dxa"/>
+              <w:right w:w="60" w:type="dxa"/>
+            </w:tcMar>
+            <w:vAlign w:val="center"/>
+          </w:tcPr>
+          <w:p>
+            <w:pPr>
+              <w:spacing w:before="0" w:after="40" w:line="259" w:lineRule="auto"/>
+            </w:pPr>
+            <w:r/>
+            <w:r>
+              <w:rPr>
+                <w:rFonts w:ascii="微软雅黑" w:hAnsi="微软雅黑" w:eastAsia="微软雅黑"/>
+                <w:b/>
+                <w:color w:val="1A3A5C"/>
+                <w:sz w:val="17"/>
+              </w:rPr>
+              <w:t>④ 视觉</w:t>
+            </w:r>
+          </w:p>
+          <w:p>
+            <w:pPr>
+              <w:spacing w:before="0" w:after="0" w:line="259" w:lineRule="auto"/>
+            </w:pPr>
+            <w:r>
+              <w:rPr>
+                <w:rFonts w:ascii="微软雅黑" w:hAnsi="微软雅黑" w:eastAsia="微软雅黑"/>
+                <w:b w:val="0"/>
+                <w:color w:val="333333"/>
+                <w:sz w:val="15"/>
+              </w:rPr>
+              <w:t>双方书面确认后对外，保留联合主办。</w:t>
+            </w:r>
+          </w:p>
+        </w:tc>
+      </w:tr>
+    </w:tbl>
+    <w:p>
+      <w:pPr>
+        <w:spacing w:before="160" w:after="0" w:line="240" w:lineRule="auto"/>
         <w:jc w:val="right"/>
       </w:pPr>
       <w:r>
         <w:rPr>
           <w:rFonts w:ascii="微软雅黑" w:hAnsi="微软雅黑" w:eastAsia="微软雅黑"/>
-          <w:b w:val="0"/>
-          <w:color w:val="666666"/>
-          <w:sz w:val="22"/>
+          <w:b/>
+          <w:color w:val="1A3A5C"/>
+          <w:sz w:val="18"/>
         </w:rPr>
-        <w:t>2026 年 8 月 19 日</w:t>
-      </w:r>
-    </w:p>
-    <w:p>
-      <w:pPr>
-        <w:spacing w:before="160" w:after="160" w:line="324" w:lineRule="auto"/>
-        <w:jc w:val="center"/>
-      </w:pPr>
-      <w:r>
-        <w:rPr>
-          <w:rFonts w:ascii="微软雅黑" w:hAnsi="微软雅黑" w:eastAsia="微软雅黑"/>
-          <w:b w:val="0"/>
-          <w:color w:val="666666"/>
-          <w:sz w:val="19"/>
-        </w:rPr>
-        <w:t>本函为沟通确认文件，不构成合同。最终合作内容以双方签署的协议为准。</w:t>
+        <w:t>我方（联合运营方）　　2026 年 8 月 19 日</w:t>
       </w:r>
     </w:p>
     <w:sectPr>
       <w:headerReference w:type="default" r:id="rId9"/>
       <w:footerReference w:type="default" r:id="rId10"/>
       <w:pgSz w:w="11906" w:h="16838"/>
-      <w:pgMar w:top="1247" w:right="1304" w:bottom="1134" w:left="1304" w:header="567" w:footer="567" w:gutter="0"/>
+      <w:pgMar w:top="652" w:right="709" w:bottom="624" w:left="709" w:header="227" w:footer="198" w:gutter="0"/>
       <w:cols w:space="720"/>
       <w:docGrid w:linePitch="360"/>
     </w:sectPr>
@@ -2883,29 +2224,9 @@
         <w:rFonts w:ascii="微软雅黑" w:hAnsi="微软雅黑" w:eastAsia="微软雅黑"/>
         <w:b w:val="0"/>
         <w:color w:val="666666"/>
-        <w:sz w:val="18"/>
-      </w:rPr>
-      <w:t xml:space="preserve">第 </w:t>
-    </w:r>
-    <w:r>
-      <w:rPr>
-        <w:rFonts w:ascii="微软雅黑" w:hAnsi="微软雅黑" w:eastAsia="微软雅黑"/>
-        <w:b w:val="0"/>
-        <w:color w:val="666666"/>
-        <w:sz w:val="18"/>
-      </w:rPr>
-      <w:fldChar w:fldCharType="begin"/>
-      <w:instrText xml:space="preserve"> PAGE </w:instrText>
-      <w:fldChar w:fldCharType="end"/>
-    </w:r>
-    <w:r>
-      <w:rPr>
-        <w:rFonts w:ascii="微软雅黑" w:hAnsi="微软雅黑" w:eastAsia="微软雅黑"/>
-        <w:b w:val="0"/>
-        <w:color w:val="666666"/>
-        <w:sz w:val="18"/>
-      </w:rPr>
-      <w:t xml:space="preserve"> 页</w:t>
+        <w:sz w:val="15"/>
+      </w:rPr>
+      <w:t>本函为沟通确认文件，不构成合同。最终以双方签署的协议为准。请就下列四点一并书面回复。</w:t>
     </w:r>
   </w:p>
 </w:ftr>
@@ -2916,20 +2237,16 @@
   <w:p>
     <w:pPr>
       <w:pStyle w:val="Header"/>
-      <w:spacing w:after="40"/>
-      <w:jc w:val="left"/>
-      <w:pBdr>
-        <w:bottom w:val="single" w:sz="8" w:space="4" w:color="1A3A5C"/>
-      </w:pBdr>
+      <w:spacing w:after="0"/>
     </w:pPr>
     <w:r>
       <w:rPr>
         <w:rFonts w:ascii="微软雅黑" w:hAnsi="微软雅黑" w:eastAsia="微软雅黑"/>
         <w:b w:val="0"/>
         <w:color w:val="666666"/>
-        <w:sz w:val="18"/>
-      </w:rPr>
-      <w:t>10 月 31 日王德峰老师活动 · 合作事项确认函</w:t>
+        <w:sz w:val="16"/>
+      </w:rPr>
+      <w:t>致合作方  ·  一页确认  ·  2026年8月19日</w:t>
     </w:r>
   </w:p>
 </w:hdr>
